--- a/content/resources/how-to/write-a-manuscript/manuscript-template.docx
+++ b/content/resources/how-to/write-a-manuscript/manuscript-template.docx
@@ -1,6 +1,6 @@
 
 <file path=word/document.xml><?xml version="1.0" encoding="utf-8"?>
-<w:document xmlns:wpc="http://schemas.microsoft.com/office/word/2010/wordprocessingCanvas" xmlns:cx="http://schemas.microsoft.com/office/drawing/2014/chartex" xmlns:cx1="http://schemas.microsoft.com/office/drawing/2015/9/8/chartex" xmlns:cx2="http://schemas.microsoft.com/office/drawing/2015/10/21/chartex" xmlns:cx3="http://schemas.microsoft.com/office/drawing/2016/5/9/chartex" xmlns:cx4="http://schemas.microsoft.com/office/drawing/2016/5/10/chartex" xmlns:cx5="http://schemas.microsoft.com/office/drawing/2016/5/11/chartex" xmlns:cx6="http://schemas.microsoft.com/office/drawing/2016/5/12/chartex" xmlns:cx7="http://schemas.microsoft.com/office/drawing/2016/5/13/chartex" xmlns:cx8="http://schemas.microsoft.com/office/drawing/2016/5/14/chartex" xmlns:mc="http://schemas.openxmlformats.org/markup-compatibility/2006" xmlns:aink="http://schemas.microsoft.com/office/drawing/2016/ink" xmlns:am3d="http://schemas.microsoft.com/office/drawing/2017/model3d" xmlns:o="urn:schemas-microsoft-com:office:office" xmlns:r="http://schemas.openxmlformats.org/officeDocument/2006/relationships" xmlns:m="http://schemas.openxmlformats.org/officeDocument/2006/math" xmlns:v="urn:schemas-microsoft-com:vml" xmlns:wp14="http://schemas.microsoft.com/office/word/2010/wordprocessingDrawing" xmlns:wp="http://schemas.openxmlformats.org/drawingml/2006/wordprocessingDrawing" xmlns:w10="urn:schemas-microsoft-com:office:word" xmlns:w="http://schemas.openxmlformats.org/wordprocessingml/2006/main" xmlns:w14="http://schemas.microsoft.com/office/word/2010/wordml" xmlns:w15="http://schemas.microsoft.com/office/word/2012/wordml" xmlns:w16cid="http://schemas.microsoft.com/office/word/2016/wordml/cid" xmlns:w16se="http://schemas.microsoft.com/office/word/2015/wordml/symex" xmlns:wpg="http://schemas.microsoft.com/office/word/2010/wordprocessingGroup" xmlns:wpi="http://schemas.microsoft.com/office/word/2010/wordprocessingInk" xmlns:wne="http://schemas.microsoft.com/office/word/2006/wordml" xmlns:wps="http://schemas.microsoft.com/office/word/2010/wordprocessingShape" mc:Ignorable="w14 w15 w16se w16cid wp14">
+<w:document xmlns:wpc="http://schemas.microsoft.com/office/word/2010/wordprocessingCanvas" xmlns:cx="http://schemas.microsoft.com/office/drawing/2014/chartex" xmlns:cx1="http://schemas.microsoft.com/office/drawing/2015/9/8/chartex" xmlns:cx2="http://schemas.microsoft.com/office/drawing/2015/10/21/chartex" xmlns:cx3="http://schemas.microsoft.com/office/drawing/2016/5/9/chartex" xmlns:cx4="http://schemas.microsoft.com/office/drawing/2016/5/10/chartex" xmlns:cx5="http://schemas.microsoft.com/office/drawing/2016/5/11/chartex" xmlns:cx6="http://schemas.microsoft.com/office/drawing/2016/5/12/chartex" xmlns:cx7="http://schemas.microsoft.com/office/drawing/2016/5/13/chartex" xmlns:cx8="http://schemas.microsoft.com/office/drawing/2016/5/14/chartex" xmlns:mc="http://schemas.openxmlformats.org/markup-compatibility/2006" xmlns:aink="http://schemas.microsoft.com/office/drawing/2016/ink" xmlns:am3d="http://schemas.microsoft.com/office/drawing/2017/model3d" xmlns:o="urn:schemas-microsoft-com:office:office" xmlns:oel="http://schemas.microsoft.com/office/2019/extlst" xmlns:r="http://schemas.openxmlformats.org/officeDocument/2006/relationships" xmlns:m="http://schemas.openxmlformats.org/officeDocument/2006/math" xmlns:v="urn:schemas-microsoft-com:vml" xmlns:wp14="http://schemas.microsoft.com/office/word/2010/wordprocessingDrawing" xmlns:wp="http://schemas.openxmlformats.org/drawingml/2006/wordprocessingDrawing" xmlns:w10="urn:schemas-microsoft-com:office:word" xmlns:w="http://schemas.openxmlformats.org/wordprocessingml/2006/main" xmlns:w14="http://schemas.microsoft.com/office/word/2010/wordml" xmlns:w15="http://schemas.microsoft.com/office/word/2012/wordml" xmlns:w16cex="http://schemas.microsoft.com/office/word/2018/wordml/cex" xmlns:w16cid="http://schemas.microsoft.com/office/word/2016/wordml/cid" xmlns:w16="http://schemas.microsoft.com/office/word/2018/wordml" xmlns:w16du="http://schemas.microsoft.com/office/word/2023/wordml/word16du" xmlns:w16sdtdh="http://schemas.microsoft.com/office/word/2020/wordml/sdtdatahash" xmlns:w16sdtfl="http://schemas.microsoft.com/office/word/2024/wordml/sdtformatlock" xmlns:w16se="http://schemas.microsoft.com/office/word/2015/wordml/symex" xmlns:wpg="http://schemas.microsoft.com/office/word/2010/wordprocessingGroup" xmlns:wpi="http://schemas.microsoft.com/office/word/2010/wordprocessingInk" xmlns:wne="http://schemas.microsoft.com/office/word/2006/wordml" xmlns:wps="http://schemas.microsoft.com/office/word/2010/wordprocessingShape" mc:Ignorable="w14 w15 w16se w16cid w16 w16cex w16sdtdh w16sdtfl w16du wp14">
   <w:body>
     <w:p>
       <w:pPr>
@@ -205,25 +205,7 @@
           <w:sz w:val="18"/>
           <w:szCs w:val="18"/>
         </w:rPr>
-        <w:t xml:space="preserve">Donders Institute for Brain, Cognition and </w:t>
-      </w:r>
-      <w:proofErr w:type="spellStart"/>
-      <w:r>
-        <w:rPr>
-          <w:i/>
-          <w:sz w:val="18"/>
-          <w:szCs w:val="18"/>
-        </w:rPr>
-        <w:t>Behaviour</w:t>
-      </w:r>
-      <w:proofErr w:type="spellEnd"/>
-      <w:r>
-        <w:rPr>
-          <w:i/>
-          <w:sz w:val="18"/>
-          <w:szCs w:val="18"/>
-        </w:rPr>
-        <w:t>, Radboud University, Nijmegen, the Netherlands</w:t>
+        <w:t>Donders Institute for Brain, Cognition and Behaviour, Radboud University, Nijmegen, the Netherlands</w:t>
       </w:r>
     </w:p>
     <w:p>
@@ -279,21 +261,7 @@
         <w:rPr>
           <w:color w:val="auto"/>
         </w:rPr>
-        <w:t xml:space="preserve">ORCID </w:t>
-      </w:r>
-      <w:proofErr w:type="spellStart"/>
-      <w:r>
-        <w:rPr>
-          <w:color w:val="auto"/>
-        </w:rPr>
-        <w:t>iDs</w:t>
-      </w:r>
-      <w:proofErr w:type="spellEnd"/>
-      <w:r>
-        <w:rPr>
-          <w:color w:val="auto"/>
-        </w:rPr>
-        <w:t xml:space="preserve">: [F.A.] </w:t>
+        <w:t xml:space="preserve">ORCID iDs: [F.A.] </w:t>
       </w:r>
       <w:r>
         <w:rPr>
@@ -420,7 +388,7 @@
           <w:szCs w:val="22"/>
         </w:rPr>
       </w:pPr>
-      <w:commentRangeStart w:id="4"/>
+      <w:commentRangeStart w:id="3"/>
       <w:r>
         <w:rPr>
           <w:b/>
@@ -430,13 +398,13 @@
         </w:rPr>
         <w:t>Running title</w:t>
       </w:r>
-      <w:commentRangeEnd w:id="4"/>
+      <w:commentRangeEnd w:id="3"/>
       <w:r>
         <w:rPr>
           <w:rStyle w:val="CommentReference"/>
           <w:b/>
         </w:rPr>
-        <w:commentReference w:id="4"/>
+        <w:commentReference w:id="3"/>
       </w:r>
       <w:r>
         <w:rPr>
@@ -535,7 +503,7 @@
           <w:szCs w:val="22"/>
         </w:rPr>
       </w:pPr>
-      <w:commentRangeStart w:id="5"/>
+      <w:commentRangeStart w:id="4"/>
       <w:r>
         <w:rPr>
           <w:b/>
@@ -545,13 +513,13 @@
         </w:rPr>
         <w:t>Word count</w:t>
       </w:r>
-      <w:commentRangeEnd w:id="5"/>
+      <w:commentRangeEnd w:id="4"/>
       <w:r>
         <w:rPr>
           <w:rStyle w:val="CommentReference"/>
           <w:b/>
         </w:rPr>
-        <w:commentReference w:id="5"/>
+        <w:commentReference w:id="4"/>
       </w:r>
       <w:r>
         <w:rPr>
@@ -637,8 +605,8 @@
           <w:sz w:val="22"/>
         </w:rPr>
       </w:pPr>
-      <w:bookmarkStart w:id="6" w:name="30j0zll" w:colFirst="0" w:colLast="0"/>
-      <w:bookmarkEnd w:id="6"/>
+      <w:bookmarkStart w:id="5" w:name="30j0zll" w:colFirst="0" w:colLast="0"/>
+      <w:bookmarkEnd w:id="5"/>
       <w:r>
         <w:rPr>
           <w:color w:val="auto"/>
@@ -815,7 +783,7 @@
           <w:szCs w:val="22"/>
         </w:rPr>
       </w:pPr>
-      <w:commentRangeStart w:id="7"/>
+      <w:commentRangeStart w:id="6"/>
       <w:r>
         <w:rPr>
           <w:color w:val="auto"/>
@@ -825,13 +793,13 @@
         <w:lastRenderedPageBreak/>
         <w:t>INTRODUCTION</w:t>
       </w:r>
-      <w:commentRangeEnd w:id="7"/>
+      <w:commentRangeEnd w:id="6"/>
       <w:r>
         <w:rPr>
           <w:rStyle w:val="CommentReference"/>
           <w:b w:val="0"/>
         </w:rPr>
-        <w:commentReference w:id="7"/>
+        <w:commentReference w:id="6"/>
       </w:r>
     </w:p>
     <w:p>
@@ -1054,7 +1022,7 @@
           <w:szCs w:val="24"/>
         </w:rPr>
       </w:pPr>
-      <w:commentRangeStart w:id="8"/>
+      <w:commentRangeStart w:id="7"/>
       <w:r>
         <w:rPr>
           <w:b/>
@@ -1065,13 +1033,13 @@
         </w:rPr>
         <w:t>Method</w:t>
       </w:r>
-      <w:commentRangeEnd w:id="8"/>
+      <w:commentRangeEnd w:id="7"/>
       <w:r>
         <w:rPr>
           <w:rStyle w:val="CommentReference"/>
           <w:i w:val="0"/>
         </w:rPr>
-        <w:commentReference w:id="8"/>
+        <w:commentReference w:id="7"/>
       </w:r>
     </w:p>
     <w:p>
@@ -1085,7 +1053,7 @@
           <w:szCs w:val="24"/>
         </w:rPr>
       </w:pPr>
-      <w:commentRangeStart w:id="9"/>
+      <w:commentRangeStart w:id="8"/>
       <w:r>
         <w:rPr>
           <w:i/>
@@ -1095,13 +1063,13 @@
         </w:rPr>
         <w:t>Participants</w:t>
       </w:r>
-      <w:commentRangeEnd w:id="9"/>
+      <w:commentRangeEnd w:id="8"/>
       <w:r>
         <w:rPr>
           <w:rStyle w:val="CommentReference"/>
           <w:b w:val="0"/>
         </w:rPr>
-        <w:commentReference w:id="9"/>
+        <w:commentReference w:id="8"/>
       </w:r>
     </w:p>
     <w:p>
@@ -1548,7 +1516,7 @@
         </w:rPr>
         <w:t xml:space="preserve">(see </w:t>
       </w:r>
-      <w:commentRangeStart w:id="10"/>
+      <w:commentRangeStart w:id="9"/>
       <w:r>
         <w:rPr>
           <w:color w:val="auto"/>
@@ -1609,12 +1577,12 @@
         </w:rPr>
         <w:fldChar w:fldCharType="end"/>
       </w:r>
-      <w:commentRangeEnd w:id="10"/>
+      <w:commentRangeEnd w:id="9"/>
       <w:r>
         <w:rPr>
           <w:rStyle w:val="CommentReference"/>
         </w:rPr>
-        <w:commentReference w:id="10"/>
+        <w:commentReference w:id="9"/>
       </w:r>
       <w:r>
         <w:rPr>
@@ -1732,9 +1700,9 @@
           <w:szCs w:val="24"/>
         </w:rPr>
       </w:pPr>
-      <w:bookmarkStart w:id="11" w:name="_Ref68701532"/>
-      <w:bookmarkStart w:id="12" w:name="_Toc109469368"/>
-      <w:commentRangeStart w:id="13"/>
+      <w:bookmarkStart w:id="10" w:name="_Ref68701532"/>
+      <w:bookmarkStart w:id="11" w:name="_Toc109469368"/>
+      <w:commentRangeStart w:id="12"/>
       <w:r>
         <w:rPr>
           <w:b/>
@@ -1794,69 +1762,69 @@
         </w:rPr>
         <w:fldChar w:fldCharType="end"/>
       </w:r>
+      <w:bookmarkEnd w:id="10"/>
+      <w:r>
+        <w:rPr>
+          <w:b/>
+          <w:color w:val="auto"/>
+          <w:sz w:val="22"/>
+          <w:szCs w:val="24"/>
+          <w:lang w:val="en-GB"/>
+        </w:rPr>
+        <w:t xml:space="preserve">. </w:t>
+      </w:r>
+      <w:r>
+        <w:rPr>
+          <w:b/>
+          <w:color w:val="auto"/>
+          <w:sz w:val="22"/>
+          <w:szCs w:val="24"/>
+          <w:lang w:val="en-GB"/>
+        </w:rPr>
+        <w:t xml:space="preserve">Example </w:t>
+      </w:r>
+      <w:commentRangeEnd w:id="12"/>
+      <w:r>
+        <w:rPr>
+          <w:rStyle w:val="CommentReference"/>
+        </w:rPr>
+        <w:commentReference w:id="12"/>
+      </w:r>
+      <w:r>
+        <w:rPr>
+          <w:b/>
+          <w:color w:val="auto"/>
+          <w:sz w:val="22"/>
+          <w:szCs w:val="24"/>
+          <w:lang w:val="en-GB"/>
+        </w:rPr>
+        <w:t xml:space="preserve">stimuli from Experiment 1. </w:t>
+      </w:r>
+      <w:r>
+        <w:rPr>
+          <w:color w:val="auto"/>
+          <w:sz w:val="22"/>
+          <w:szCs w:val="24"/>
+        </w:rPr>
+        <w:t xml:space="preserve">Captions have a title in bold, followed by further details. </w:t>
+      </w:r>
+      <w:r>
+        <w:rPr>
+          <w:color w:val="auto"/>
+          <w:sz w:val="22"/>
+          <w:szCs w:val="24"/>
+        </w:rPr>
+        <w:t xml:space="preserve">Figure captions go below the figure. </w:t>
+      </w:r>
+      <w:r>
+        <w:rPr>
+          <w:color w:val="auto"/>
+          <w:sz w:val="22"/>
+          <w:szCs w:val="24"/>
+        </w:rPr>
+        <w:t>The longer the caption, the better. Ideally, readers should be able to understand the study design and outcomes by scanning the figures and captions alone. Also make sure to explain all details seen in the figure, such as color coding, line types, etc.</w:t>
+      </w:r>
       <w:bookmarkEnd w:id="11"/>
-      <w:r>
-        <w:rPr>
-          <w:b/>
-          <w:color w:val="auto"/>
-          <w:sz w:val="22"/>
-          <w:szCs w:val="24"/>
-          <w:lang w:val="en-GB"/>
-        </w:rPr>
-        <w:t xml:space="preserve">. </w:t>
-      </w:r>
-      <w:r>
-        <w:rPr>
-          <w:b/>
-          <w:color w:val="auto"/>
-          <w:sz w:val="22"/>
-          <w:szCs w:val="24"/>
-          <w:lang w:val="en-GB"/>
-        </w:rPr>
-        <w:t xml:space="preserve">Example </w:t>
-      </w:r>
-      <w:commentRangeEnd w:id="13"/>
-      <w:r>
-        <w:rPr>
-          <w:rStyle w:val="CommentReference"/>
-        </w:rPr>
-        <w:commentReference w:id="13"/>
-      </w:r>
-      <w:r>
-        <w:rPr>
-          <w:b/>
-          <w:color w:val="auto"/>
-          <w:sz w:val="22"/>
-          <w:szCs w:val="24"/>
-          <w:lang w:val="en-GB"/>
-        </w:rPr>
-        <w:t xml:space="preserve">stimuli from Experiment 1. </w:t>
-      </w:r>
-      <w:r>
-        <w:rPr>
-          <w:color w:val="auto"/>
-          <w:sz w:val="22"/>
-          <w:szCs w:val="24"/>
-        </w:rPr>
-        <w:t xml:space="preserve">Captions have a title in bold, followed by further details. </w:t>
-      </w:r>
-      <w:r>
-        <w:rPr>
-          <w:color w:val="auto"/>
-          <w:sz w:val="22"/>
-          <w:szCs w:val="24"/>
-        </w:rPr>
-        <w:t xml:space="preserve">Figure captions go below the figure. </w:t>
-      </w:r>
-      <w:r>
-        <w:rPr>
-          <w:color w:val="auto"/>
-          <w:sz w:val="22"/>
-          <w:szCs w:val="24"/>
-        </w:rPr>
-        <w:t>The longer the caption, the better. Ideally, readers should be able to understand the study design and outcomes by scanning the figures and captions alone. Also make sure to explain all details seen in the figure, such as color coding, line types, etc.</w:t>
-      </w:r>
-      <w:bookmarkEnd w:id="12"/>
     </w:p>
     <w:p>
       <w:pPr>
@@ -2017,7 +1985,7 @@
           <w:szCs w:val="22"/>
         </w:rPr>
       </w:pPr>
-      <w:bookmarkStart w:id="14" w:name="_Ref43979198"/>
+      <w:bookmarkStart w:id="13" w:name="_Ref43979198"/>
       <w:r>
         <w:rPr>
           <w:b/>
@@ -2074,7 +2042,7 @@
         </w:rPr>
         <w:fldChar w:fldCharType="end"/>
       </w:r>
-      <w:bookmarkEnd w:id="14"/>
+      <w:bookmarkEnd w:id="13"/>
       <w:r>
         <w:rPr>
           <w:b/>
@@ -2839,7 +2807,7 @@
           <w:szCs w:val="22"/>
         </w:rPr>
       </w:pPr>
-      <w:bookmarkStart w:id="15" w:name="_Ref109650158"/>
+      <w:bookmarkStart w:id="14" w:name="_Ref109650158"/>
       <w:r>
         <w:rPr>
           <w:b/>
@@ -2896,7 +2864,7 @@
         </w:rPr>
         <w:fldChar w:fldCharType="end"/>
       </w:r>
-      <w:bookmarkEnd w:id="15"/>
+      <w:bookmarkEnd w:id="14"/>
       <w:r>
         <w:rPr>
           <w:b/>
@@ -3811,10 +3779,10 @@
           <w:szCs w:val="24"/>
         </w:rPr>
       </w:pPr>
-      <w:bookmarkStart w:id="16" w:name="_Ref516054711"/>
-      <w:bookmarkStart w:id="17" w:name="_Toc516054616"/>
-      <w:bookmarkStart w:id="18" w:name="_Toc34056606"/>
-      <w:bookmarkStart w:id="19" w:name="_Toc109469369"/>
+      <w:bookmarkStart w:id="15" w:name="_Ref516054711"/>
+      <w:bookmarkStart w:id="16" w:name="_Toc516054616"/>
+      <w:bookmarkStart w:id="17" w:name="_Toc34056606"/>
+      <w:bookmarkStart w:id="18" w:name="_Toc109469369"/>
       <w:r>
         <w:rPr>
           <w:b/>
@@ -3874,6 +3842,17 @@
         </w:rPr>
         <w:fldChar w:fldCharType="end"/>
       </w:r>
+      <w:bookmarkEnd w:id="15"/>
+      <w:r>
+        <w:rPr>
+          <w:b/>
+          <w:color w:val="auto"/>
+          <w:sz w:val="22"/>
+          <w:szCs w:val="24"/>
+          <w:lang w:val="en-GB"/>
+        </w:rPr>
+        <w:t xml:space="preserve">. </w:t>
+      </w:r>
       <w:bookmarkEnd w:id="16"/>
       <w:r>
         <w:rPr>
@@ -3883,156 +3862,127 @@
           <w:szCs w:val="24"/>
           <w:lang w:val="en-GB"/>
         </w:rPr>
+        <w:t>My factor of interest, manipulated in Experiment 1, influences speech perception</w:t>
+      </w:r>
+      <w:r>
+        <w:rPr>
+          <w:b/>
+          <w:color w:val="auto"/>
+          <w:sz w:val="22"/>
+          <w:szCs w:val="24"/>
+        </w:rPr>
+        <w:t>.</w:t>
+      </w:r>
+      <w:r>
+        <w:rPr>
+          <w:color w:val="auto"/>
+          <w:sz w:val="22"/>
+          <w:szCs w:val="24"/>
+        </w:rPr>
+        <w:t xml:space="preserve"> Use a caption title that forms a full sentence with a verb, describing the main outcome. Also include which experiment this figure belongs to, for readers who lost track of which figure went with which experiment. Ideally, readers should be able to understand the study design and outcomes by scanning the figures and captions alone. Include descriptive statements to take readers by the hand, such as “Condition 1 (blue) showed a higher proportion of /s/ responses (red) compared to Condition 2, suggesting that my factor of interest biased perception towards /s/”</w:t>
+      </w:r>
+      <w:r>
+        <w:rPr>
+          <w:color w:val="auto"/>
+          <w:sz w:val="22"/>
+          <w:szCs w:val="24"/>
+          <w:lang w:val="en-GB"/>
+        </w:rPr>
         <w:t xml:space="preserve">. </w:t>
       </w:r>
+      <w:r>
+        <w:rPr>
+          <w:color w:val="auto"/>
+          <w:sz w:val="22"/>
+          <w:szCs w:val="24"/>
+        </w:rPr>
+        <w:t xml:space="preserve">Make sure to explain all details seen in the figure, such as color coding, line types, etc. </w:t>
+      </w:r>
+      <w:r>
+        <w:rPr>
+          <w:color w:val="auto"/>
+          <w:sz w:val="22"/>
+          <w:szCs w:val="24"/>
+        </w:rPr>
+        <w:t xml:space="preserve">Make sure your color coding is still visible when printed in black and white and </w:t>
+      </w:r>
+      <w:r>
+        <w:rPr>
+          <w:color w:val="auto"/>
+          <w:sz w:val="22"/>
+          <w:szCs w:val="24"/>
+        </w:rPr>
+        <w:t xml:space="preserve">that it </w:t>
+      </w:r>
+      <w:r>
+        <w:rPr>
+          <w:color w:val="auto"/>
+          <w:sz w:val="22"/>
+          <w:szCs w:val="24"/>
+        </w:rPr>
+        <w:t xml:space="preserve">is legible for color-blind readers. </w:t>
+      </w:r>
+      <w:r>
+        <w:rPr>
+          <w:color w:val="auto"/>
+          <w:sz w:val="22"/>
+          <w:szCs w:val="24"/>
+        </w:rPr>
+        <w:t xml:space="preserve">Also use large font sizes. </w:t>
+      </w:r>
+      <w:r>
+        <w:rPr>
+          <w:color w:val="auto"/>
+          <w:sz w:val="22"/>
+          <w:szCs w:val="24"/>
+        </w:rPr>
+        <w:t>Next to the png or jpg images in the manuscript itself, make sure to submit vector-based image formats when submitting the paper such as pdf or eps</w:t>
+      </w:r>
+      <w:r>
+        <w:rPr>
+          <w:color w:val="auto"/>
+          <w:sz w:val="22"/>
+          <w:szCs w:val="24"/>
+        </w:rPr>
+        <w:t xml:space="preserve"> to avoid pixelated images</w:t>
+      </w:r>
+      <w:r>
+        <w:rPr>
+          <w:color w:val="auto"/>
+          <w:sz w:val="22"/>
+          <w:szCs w:val="24"/>
+        </w:rPr>
+        <w:t xml:space="preserve">. </w:t>
+      </w:r>
+      <w:r>
+        <w:rPr>
+          <w:color w:val="auto"/>
+          <w:sz w:val="22"/>
+          <w:szCs w:val="24"/>
+          <w:lang w:val="en-GB"/>
+        </w:rPr>
+        <w:t>Error bars enclose 1.96 x SE on either side; that is, the 95% confidence intervals</w:t>
+      </w:r>
+      <w:r>
+        <w:rPr>
+          <w:color w:val="auto"/>
+          <w:sz w:val="22"/>
+          <w:szCs w:val="24"/>
+          <w:lang w:val="en-GB"/>
+        </w:rPr>
+        <w:t xml:space="preserve"> over the entire dataset</w:t>
+      </w:r>
+      <w:r>
+        <w:rPr>
+          <w:color w:val="auto"/>
+          <w:sz w:val="22"/>
+          <w:szCs w:val="24"/>
+          <w:lang w:val="en-GB"/>
+        </w:rPr>
+        <w:t>.</w:t>
+      </w:r>
       <w:bookmarkEnd w:id="17"/>
-      <w:r>
-        <w:rPr>
-          <w:b/>
-          <w:color w:val="auto"/>
-          <w:sz w:val="22"/>
-          <w:szCs w:val="24"/>
-          <w:lang w:val="en-GB"/>
-        </w:rPr>
-        <w:t>My factor of interest, manipulated in Experiment 1, influences speech perception</w:t>
-      </w:r>
-      <w:r>
-        <w:rPr>
-          <w:b/>
-          <w:color w:val="auto"/>
-          <w:sz w:val="22"/>
-          <w:szCs w:val="24"/>
-        </w:rPr>
-        <w:t>.</w:t>
-      </w:r>
-      <w:r>
-        <w:rPr>
-          <w:color w:val="auto"/>
-          <w:sz w:val="22"/>
-          <w:szCs w:val="24"/>
-        </w:rPr>
-        <w:t xml:space="preserve"> Use a caption title that forms a full sentence with a verb, describing the main outcome. Also include which experiment this figure belongs to, for readers who lost track of which figure went with which experiment. Ideally, readers should be able to understand the study design and outcomes by scanning the figures and captions alone. Include descriptive statements to take readers by the hand, such as “Condition 1 (blue) showed a higher proportion of /s/ responses (red) compared to Condition 2, suggesting that my factor of interest biased perception towards /s/”</w:t>
-      </w:r>
-      <w:r>
-        <w:rPr>
-          <w:color w:val="auto"/>
-          <w:sz w:val="22"/>
-          <w:szCs w:val="24"/>
-          <w:lang w:val="en-GB"/>
-        </w:rPr>
-        <w:t xml:space="preserve">. </w:t>
-      </w:r>
-      <w:r>
-        <w:rPr>
-          <w:color w:val="auto"/>
-          <w:sz w:val="22"/>
-          <w:szCs w:val="24"/>
-        </w:rPr>
-        <w:t xml:space="preserve">Make sure to explain all details seen in the figure, such as color coding, line types, etc. </w:t>
-      </w:r>
-      <w:r>
-        <w:rPr>
-          <w:color w:val="auto"/>
-          <w:sz w:val="22"/>
-          <w:szCs w:val="24"/>
-        </w:rPr>
-        <w:t xml:space="preserve">Make sure your color coding is still visible when printed in black and white and </w:t>
-      </w:r>
-      <w:r>
-        <w:rPr>
-          <w:color w:val="auto"/>
-          <w:sz w:val="22"/>
-          <w:szCs w:val="24"/>
-        </w:rPr>
-        <w:t xml:space="preserve">that it </w:t>
-      </w:r>
-      <w:r>
-        <w:rPr>
-          <w:color w:val="auto"/>
-          <w:sz w:val="22"/>
-          <w:szCs w:val="24"/>
-        </w:rPr>
-        <w:t xml:space="preserve">is legible for color-blind readers. </w:t>
-      </w:r>
-      <w:r>
-        <w:rPr>
-          <w:color w:val="auto"/>
-          <w:sz w:val="22"/>
-          <w:szCs w:val="24"/>
-        </w:rPr>
-        <w:t xml:space="preserve">Also use large font sizes. </w:t>
-      </w:r>
-      <w:r>
-        <w:rPr>
-          <w:color w:val="auto"/>
-          <w:sz w:val="22"/>
-          <w:szCs w:val="24"/>
-        </w:rPr>
-        <w:t xml:space="preserve">Next to the </w:t>
-      </w:r>
-      <w:proofErr w:type="spellStart"/>
-      <w:r>
-        <w:rPr>
-          <w:color w:val="auto"/>
-          <w:sz w:val="22"/>
-          <w:szCs w:val="24"/>
-        </w:rPr>
-        <w:t>png</w:t>
-      </w:r>
-      <w:proofErr w:type="spellEnd"/>
-      <w:r>
-        <w:rPr>
-          <w:color w:val="auto"/>
-          <w:sz w:val="22"/>
-          <w:szCs w:val="24"/>
-        </w:rPr>
-        <w:t xml:space="preserve"> or jpg images in the manuscript itself, make sure to submit vector-based image formats when submitting the paper such as pdf or eps</w:t>
-      </w:r>
-      <w:r>
-        <w:rPr>
-          <w:color w:val="auto"/>
-          <w:sz w:val="22"/>
-          <w:szCs w:val="24"/>
-        </w:rPr>
-        <w:t xml:space="preserve"> to avoid pixelated images</w:t>
-      </w:r>
-      <w:r>
-        <w:rPr>
-          <w:color w:val="auto"/>
-          <w:sz w:val="22"/>
-          <w:szCs w:val="24"/>
-        </w:rPr>
-        <w:t xml:space="preserve">. </w:t>
-      </w:r>
-      <w:r>
-        <w:rPr>
-          <w:color w:val="auto"/>
-          <w:sz w:val="22"/>
-          <w:szCs w:val="24"/>
-          <w:lang w:val="en-GB"/>
-        </w:rPr>
-        <w:t>Error bars enclose 1.96 x SE on either side; that is, the 95% confidence intervals</w:t>
-      </w:r>
-      <w:r>
-        <w:rPr>
-          <w:color w:val="auto"/>
-          <w:sz w:val="22"/>
-          <w:szCs w:val="24"/>
-          <w:lang w:val="en-GB"/>
-        </w:rPr>
-        <w:t xml:space="preserve"> over the entire dataset</w:t>
-      </w:r>
-      <w:r>
-        <w:rPr>
-          <w:color w:val="auto"/>
-          <w:sz w:val="22"/>
-          <w:szCs w:val="24"/>
-          <w:lang w:val="en-GB"/>
-        </w:rPr>
-        <w:t>.</w:t>
-      </w:r>
       <w:bookmarkEnd w:id="18"/>
-      <w:bookmarkEnd w:id="19"/>
     </w:p>
     <w:p>
       <w:pPr>
@@ -4878,27 +4828,7 @@
           <w:szCs w:val="24"/>
           <w:lang w:val="en-GB"/>
         </w:rPr>
-        <w:t xml:space="preserve">was identical to Experiment 1, except that something was changed. If this change influences participants’ </w:t>
-      </w:r>
-      <w:proofErr w:type="spellStart"/>
-      <w:r>
-        <w:rPr>
-          <w:color w:val="auto"/>
-          <w:sz w:val="24"/>
-          <w:szCs w:val="24"/>
-          <w:lang w:val="en-GB"/>
-        </w:rPr>
-        <w:t>behavior</w:t>
-      </w:r>
-      <w:proofErr w:type="spellEnd"/>
-      <w:r>
-        <w:rPr>
-          <w:color w:val="auto"/>
-          <w:sz w:val="24"/>
-          <w:szCs w:val="24"/>
-          <w:lang w:val="en-GB"/>
-        </w:rPr>
-        <w:t xml:space="preserve">, this would have </w:t>
+        <w:t xml:space="preserve">was identical to Experiment 1, except that something was changed. If this change influences participants’ behavior, this would have </w:t>
       </w:r>
       <w:r>
         <w:rPr>
@@ -5569,8 +5499,8 @@
           <w:szCs w:val="24"/>
         </w:rPr>
       </w:pPr>
-      <w:bookmarkStart w:id="20" w:name="_Ref38276318"/>
-      <w:bookmarkStart w:id="21" w:name="_Toc109469370"/>
+      <w:bookmarkStart w:id="19" w:name="_Ref38276318"/>
+      <w:bookmarkStart w:id="20" w:name="_Toc109469370"/>
       <w:r>
         <w:rPr>
           <w:b/>
@@ -5630,63 +5560,63 @@
         </w:rPr>
         <w:fldChar w:fldCharType="end"/>
       </w:r>
+      <w:bookmarkEnd w:id="19"/>
+      <w:r>
+        <w:rPr>
+          <w:b/>
+          <w:color w:val="auto"/>
+          <w:sz w:val="22"/>
+          <w:szCs w:val="24"/>
+          <w:lang w:val="en-GB"/>
+        </w:rPr>
+        <w:t xml:space="preserve">. </w:t>
+      </w:r>
+      <w:r>
+        <w:rPr>
+          <w:b/>
+          <w:color w:val="auto"/>
+          <w:sz w:val="22"/>
+          <w:szCs w:val="24"/>
+        </w:rPr>
+        <w:t xml:space="preserve">Another </w:t>
+      </w:r>
+      <w:r>
+        <w:rPr>
+          <w:b/>
+          <w:color w:val="auto"/>
+          <w:sz w:val="22"/>
+          <w:szCs w:val="24"/>
+          <w:lang w:val="en-GB"/>
+        </w:rPr>
+        <w:t>factor of interest, manipulated in Experiment 2, influences speech perception</w:t>
+      </w:r>
+      <w:r>
+        <w:rPr>
+          <w:b/>
+          <w:color w:val="auto"/>
+          <w:sz w:val="22"/>
+          <w:szCs w:val="24"/>
+        </w:rPr>
+        <w:t>.</w:t>
+      </w:r>
+      <w:r>
+        <w:rPr>
+          <w:color w:val="auto"/>
+          <w:sz w:val="22"/>
+          <w:szCs w:val="24"/>
+        </w:rPr>
+        <w:t xml:space="preserve"> Include all details about the figure and its implications in a long caption</w:t>
+      </w:r>
+      <w:r>
+        <w:rPr>
+          <w:color w:val="auto"/>
+          <w:sz w:val="22"/>
+          <w:szCs w:val="24"/>
+          <w:lang w:val="en-GB"/>
+        </w:rPr>
+        <w:t>.</w:t>
+      </w:r>
       <w:bookmarkEnd w:id="20"/>
-      <w:r>
-        <w:rPr>
-          <w:b/>
-          <w:color w:val="auto"/>
-          <w:sz w:val="22"/>
-          <w:szCs w:val="24"/>
-          <w:lang w:val="en-GB"/>
-        </w:rPr>
-        <w:t xml:space="preserve">. </w:t>
-      </w:r>
-      <w:r>
-        <w:rPr>
-          <w:b/>
-          <w:color w:val="auto"/>
-          <w:sz w:val="22"/>
-          <w:szCs w:val="24"/>
-        </w:rPr>
-        <w:t xml:space="preserve">Another </w:t>
-      </w:r>
-      <w:r>
-        <w:rPr>
-          <w:b/>
-          <w:color w:val="auto"/>
-          <w:sz w:val="22"/>
-          <w:szCs w:val="24"/>
-          <w:lang w:val="en-GB"/>
-        </w:rPr>
-        <w:t>factor of interest, manipulated in Experiment 2, influences speech perception</w:t>
-      </w:r>
-      <w:r>
-        <w:rPr>
-          <w:b/>
-          <w:color w:val="auto"/>
-          <w:sz w:val="22"/>
-          <w:szCs w:val="24"/>
-        </w:rPr>
-        <w:t>.</w:t>
-      </w:r>
-      <w:r>
-        <w:rPr>
-          <w:color w:val="auto"/>
-          <w:sz w:val="22"/>
-          <w:szCs w:val="24"/>
-        </w:rPr>
-        <w:t xml:space="preserve"> Include all details about the figure and its implications in a long caption</w:t>
-      </w:r>
-      <w:r>
-        <w:rPr>
-          <w:color w:val="auto"/>
-          <w:sz w:val="22"/>
-          <w:szCs w:val="24"/>
-          <w:lang w:val="en-GB"/>
-        </w:rPr>
-        <w:t>.</w:t>
-      </w:r>
-      <w:bookmarkEnd w:id="21"/>
     </w:p>
     <w:p>
       <w:pPr>
@@ -6073,25 +6003,7 @@
           <w:sz w:val="24"/>
           <w:szCs w:val="24"/>
         </w:rPr>
-        <w:t xml:space="preserve">), as tested with log-likelihood model comparison using the </w:t>
-      </w:r>
-      <w:proofErr w:type="spellStart"/>
-      <w:r>
-        <w:rPr>
-          <w:color w:val="auto"/>
-          <w:sz w:val="24"/>
-          <w:szCs w:val="24"/>
-        </w:rPr>
-        <w:t>anova</w:t>
-      </w:r>
-      <w:proofErr w:type="spellEnd"/>
-      <w:r>
-        <w:rPr>
-          <w:color w:val="auto"/>
-          <w:sz w:val="24"/>
-          <w:szCs w:val="24"/>
-        </w:rPr>
-        <w:t xml:space="preserve">() function in R. </w:t>
+        <w:t xml:space="preserve">), as tested with log-likelihood model comparison using the anova() function in R. </w:t>
       </w:r>
     </w:p>
     <w:p>
@@ -6203,8 +6115,8 @@
           <w:szCs w:val="24"/>
         </w:rPr>
       </w:pPr>
-      <w:bookmarkStart w:id="22" w:name="4d34og8" w:colFirst="0" w:colLast="0"/>
-      <w:bookmarkEnd w:id="22"/>
+      <w:bookmarkStart w:id="21" w:name="4d34og8" w:colFirst="0" w:colLast="0"/>
+      <w:bookmarkEnd w:id="21"/>
       <w:r>
         <w:rPr>
           <w:color w:val="auto"/>
@@ -6426,7 +6338,7 @@
           <w:sz w:val="24"/>
           <w:szCs w:val="22"/>
         </w:rPr>
-        <w:t>ACKNOWLEDGEMENTS</w:t>
+        <w:t>DISCLOSURE OF AI USE</w:t>
       </w:r>
     </w:p>
     <w:p>
@@ -6436,120 +6348,65 @@
         <w:jc w:val="both"/>
         <w:rPr>
           <w:color w:val="auto"/>
-          <w:sz w:val="22"/>
-        </w:rPr>
-      </w:pPr>
-      <w:r>
-        <w:rPr>
-          <w:color w:val="auto"/>
-          <w:sz w:val="24"/>
-          <w:szCs w:val="22"/>
-        </w:rPr>
-        <w:t xml:space="preserve">This research was supported by </w:t>
-      </w:r>
-      <w:r>
-        <w:rPr>
-          <w:color w:val="auto"/>
-          <w:sz w:val="24"/>
-          <w:szCs w:val="22"/>
-        </w:rPr>
-        <w:t xml:space="preserve">an ERC Starting Grant [grant no. </w:t>
-      </w:r>
-      <w:r>
-        <w:rPr>
-          <w:color w:val="auto"/>
-          <w:sz w:val="24"/>
-          <w:szCs w:val="22"/>
-        </w:rPr>
-        <w:t>101040276</w:t>
-      </w:r>
-      <w:r>
-        <w:rPr>
-          <w:color w:val="auto"/>
-          <w:sz w:val="24"/>
-          <w:szCs w:val="22"/>
-        </w:rPr>
-        <w:t>] from the European Research Council</w:t>
-      </w:r>
-      <w:r>
-        <w:rPr>
-          <w:color w:val="auto"/>
-          <w:sz w:val="24"/>
-          <w:szCs w:val="22"/>
-        </w:rPr>
-        <w:t xml:space="preserve"> (</w:t>
-      </w:r>
-      <w:r>
-        <w:rPr>
-          <w:color w:val="auto"/>
-          <w:sz w:val="24"/>
-          <w:szCs w:val="22"/>
-        </w:rPr>
-        <w:t xml:space="preserve">awarded to </w:t>
-      </w:r>
-      <w:r>
-        <w:rPr>
-          <w:color w:val="auto"/>
-          <w:sz w:val="24"/>
-          <w:szCs w:val="22"/>
-        </w:rPr>
-        <w:t>H</w:t>
-      </w:r>
-      <w:r>
-        <w:rPr>
-          <w:color w:val="auto"/>
-          <w:sz w:val="24"/>
-          <w:szCs w:val="22"/>
-        </w:rPr>
-        <w:t>.</w:t>
-      </w:r>
-      <w:r>
-        <w:rPr>
-          <w:color w:val="auto"/>
-          <w:sz w:val="24"/>
-          <w:szCs w:val="22"/>
-        </w:rPr>
-        <w:t>R</w:t>
-      </w:r>
-      <w:r>
-        <w:rPr>
-          <w:color w:val="auto"/>
-          <w:sz w:val="24"/>
-          <w:szCs w:val="22"/>
-        </w:rPr>
-        <w:t>.</w:t>
-      </w:r>
-      <w:r>
-        <w:rPr>
-          <w:color w:val="auto"/>
-          <w:sz w:val="24"/>
-          <w:szCs w:val="22"/>
-        </w:rPr>
-        <w:t>B</w:t>
-      </w:r>
-      <w:r>
-        <w:rPr>
-          <w:color w:val="auto"/>
-          <w:sz w:val="24"/>
-          <w:szCs w:val="22"/>
-        </w:rPr>
-        <w:t>.)</w:t>
-      </w:r>
-      <w:r>
-        <w:rPr>
-          <w:color w:val="auto"/>
-          <w:sz w:val="24"/>
-          <w:szCs w:val="22"/>
-        </w:rPr>
-        <w:t>. We</w:t>
-      </w:r>
-      <w:r>
-        <w:rPr>
-          <w:color w:val="auto"/>
-          <w:sz w:val="24"/>
-          <w:szCs w:val="22"/>
-        </w:rPr>
-        <w:t xml:space="preserve"> would like to thank</w:t>
+          <w:sz w:val="24"/>
+          <w:szCs w:val="22"/>
+        </w:rPr>
+      </w:pPr>
+      <w:r>
+        <w:rPr>
+          <w:color w:val="auto"/>
+          <w:sz w:val="24"/>
+          <w:szCs w:val="22"/>
+        </w:rPr>
+        <w:t>No generative AI was used for this study.</w:t>
+      </w:r>
+    </w:p>
+    <w:p>
+      <w:pPr>
+        <w:spacing w:line="480" w:lineRule="auto"/>
+        <w:ind w:firstLine="238"/>
+        <w:jc w:val="center"/>
+        <w:rPr>
+          <w:color w:val="auto"/>
+          <w:sz w:val="24"/>
+          <w:szCs w:val="22"/>
+        </w:rPr>
+      </w:pPr>
+      <w:r>
+        <w:rPr>
+          <w:color w:val="auto"/>
+          <w:sz w:val="24"/>
+          <w:szCs w:val="22"/>
+        </w:rPr>
+        <w:t>OR</w:t>
+      </w:r>
+    </w:p>
+    <w:p>
+      <w:pPr>
+        <w:spacing w:line="480" w:lineRule="auto"/>
+        <w:ind w:firstLine="238"/>
+        <w:jc w:val="both"/>
+        <w:rPr>
+          <w:color w:val="auto"/>
+          <w:sz w:val="24"/>
+          <w:szCs w:val="22"/>
+        </w:rPr>
+      </w:pPr>
+      <w:r>
+        <w:rPr>
+          <w:color w:val="auto"/>
+          <w:sz w:val="24"/>
+          <w:szCs w:val="22"/>
+        </w:rPr>
+        <w:t xml:space="preserve">During the preparation of this </w:t>
+      </w:r>
+      <w:r>
+        <w:rPr>
+          <w:color w:val="auto"/>
+          <w:sz w:val="24"/>
+          <w:szCs w:val="22"/>
+        </w:rPr>
+        <w:t>study,</w:t>
       </w:r>
       <w:r>
         <w:rPr>
@@ -6565,111 +6422,47 @@
           <w:sz w:val="24"/>
           <w:szCs w:val="22"/>
         </w:rPr>
-        <w:t>ABC</w:t>
-      </w:r>
-      <w:r>
-        <w:rPr>
-          <w:color w:val="auto"/>
-          <w:sz w:val="24"/>
-          <w:szCs w:val="22"/>
-        </w:rPr>
-        <w:t xml:space="preserve"> for helpful discussion about this study, </w:t>
-      </w:r>
-      <w:r>
-        <w:rPr>
-          <w:color w:val="auto"/>
-          <w:sz w:val="24"/>
-          <w:szCs w:val="22"/>
-        </w:rPr>
-        <w:t xml:space="preserve">XYZ for lending her voice for </w:t>
-      </w:r>
-      <w:r>
-        <w:rPr>
-          <w:color w:val="auto"/>
-          <w:sz w:val="24"/>
-          <w:szCs w:val="22"/>
-        </w:rPr>
-        <w:t>speech</w:t>
-      </w:r>
-      <w:r>
-        <w:rPr>
-          <w:color w:val="auto"/>
-          <w:sz w:val="24"/>
-          <w:szCs w:val="22"/>
-        </w:rPr>
-        <w:t xml:space="preserve"> recordings, </w:t>
-      </w:r>
-      <w:r>
-        <w:rPr>
-          <w:color w:val="auto"/>
-          <w:sz w:val="24"/>
-          <w:szCs w:val="22"/>
-        </w:rPr>
-        <w:t xml:space="preserve">and </w:t>
-      </w:r>
-      <w:r>
-        <w:rPr>
-          <w:color w:val="auto"/>
-          <w:sz w:val="24"/>
-          <w:szCs w:val="22"/>
-        </w:rPr>
-        <w:t xml:space="preserve">RA1 and RA2 </w:t>
-      </w:r>
-      <w:r>
-        <w:rPr>
-          <w:color w:val="auto"/>
-          <w:sz w:val="24"/>
-          <w:szCs w:val="22"/>
-        </w:rPr>
-        <w:t xml:space="preserve">for </w:t>
-      </w:r>
-      <w:r>
-        <w:rPr>
-          <w:color w:val="auto"/>
-          <w:sz w:val="24"/>
-          <w:szCs w:val="22"/>
-        </w:rPr>
-        <w:t>t</w:t>
-      </w:r>
-      <w:r>
-        <w:rPr>
-          <w:color w:val="auto"/>
-          <w:sz w:val="24"/>
-          <w:szCs w:val="22"/>
-        </w:rPr>
-        <w:t>he</w:t>
-      </w:r>
-      <w:r>
-        <w:rPr>
-          <w:color w:val="auto"/>
-          <w:sz w:val="24"/>
-          <w:szCs w:val="22"/>
-        </w:rPr>
-        <w:t>i</w:t>
-      </w:r>
-      <w:r>
-        <w:rPr>
-          <w:color w:val="auto"/>
-          <w:sz w:val="24"/>
-          <w:szCs w:val="22"/>
-        </w:rPr>
-        <w:t xml:space="preserve">r </w:t>
-      </w:r>
-      <w:r>
-        <w:rPr>
-          <w:color w:val="auto"/>
-          <w:sz w:val="24"/>
-          <w:szCs w:val="22"/>
-        </w:rPr>
-        <w:t>help in testing participants</w:t>
-      </w:r>
-      <w:r>
-        <w:rPr>
-          <w:color w:val="auto"/>
-          <w:sz w:val="24"/>
-          <w:szCs w:val="22"/>
-        </w:rPr>
-        <w:t>.</w:t>
+        <w:t>[AUTHORNAME]</w:t>
+      </w:r>
+      <w:r>
+        <w:rPr>
+          <w:color w:val="auto"/>
+          <w:sz w:val="24"/>
+          <w:szCs w:val="22"/>
+        </w:rPr>
+        <w:t xml:space="preserve"> used [NAME TOOL</w:t>
+      </w:r>
+      <w:r>
+        <w:rPr>
+          <w:color w:val="auto"/>
+          <w:sz w:val="24"/>
+          <w:szCs w:val="22"/>
+        </w:rPr>
+        <w:t>+MODELNAME+VERSIONNUMBER</w:t>
+      </w:r>
+      <w:r>
+        <w:rPr>
+          <w:color w:val="auto"/>
+          <w:sz w:val="24"/>
+          <w:szCs w:val="22"/>
+        </w:rPr>
+        <w:t xml:space="preserve">] in order to [REASON]. After using this tool, </w:t>
+      </w:r>
+      <w:r>
+        <w:rPr>
+          <w:color w:val="auto"/>
+          <w:sz w:val="24"/>
+          <w:szCs w:val="22"/>
+        </w:rPr>
+        <w:t>[AUTHORNAME]</w:t>
+      </w:r>
+      <w:r>
+        <w:rPr>
+          <w:color w:val="auto"/>
+          <w:sz w:val="24"/>
+          <w:szCs w:val="22"/>
+        </w:rPr>
+        <w:t xml:space="preserve"> reviewed and edited the content as needed and takes full responsibility for the content of the published article.</w:t>
       </w:r>
     </w:p>
     <w:p>
@@ -6690,11 +6483,276 @@
           <w:sz w:val="24"/>
           <w:szCs w:val="22"/>
         </w:rPr>
+        <w:t>ACKNOWLEDGEMENTS</w:t>
+      </w:r>
+    </w:p>
+    <w:p>
+      <w:pPr>
+        <w:spacing w:line="480" w:lineRule="auto"/>
+        <w:ind w:firstLine="238"/>
+        <w:jc w:val="both"/>
+        <w:rPr>
+          <w:color w:val="auto"/>
+          <w:sz w:val="22"/>
+        </w:rPr>
+      </w:pPr>
+      <w:r>
+        <w:rPr>
+          <w:color w:val="auto"/>
+          <w:sz w:val="24"/>
+          <w:szCs w:val="22"/>
+        </w:rPr>
+        <w:t xml:space="preserve">This research was supported by </w:t>
+      </w:r>
+      <w:r>
+        <w:rPr>
+          <w:color w:val="auto"/>
+          <w:sz w:val="24"/>
+          <w:szCs w:val="22"/>
+        </w:rPr>
+        <w:t xml:space="preserve">an ERC Starting Grant [grant no. </w:t>
+      </w:r>
+      <w:r>
+        <w:rPr>
+          <w:color w:val="auto"/>
+          <w:sz w:val="24"/>
+          <w:szCs w:val="22"/>
+        </w:rPr>
+        <w:t>101040276</w:t>
+      </w:r>
+      <w:r>
+        <w:rPr>
+          <w:color w:val="auto"/>
+          <w:sz w:val="24"/>
+          <w:szCs w:val="22"/>
+        </w:rPr>
+        <w:t>] from the European Research Council</w:t>
+      </w:r>
+      <w:r>
+        <w:rPr>
+          <w:color w:val="auto"/>
+          <w:sz w:val="24"/>
+          <w:szCs w:val="22"/>
+        </w:rPr>
+        <w:t xml:space="preserve"> (</w:t>
+      </w:r>
+      <w:r>
+        <w:rPr>
+          <w:color w:val="auto"/>
+          <w:sz w:val="24"/>
+          <w:szCs w:val="22"/>
+        </w:rPr>
+        <w:t xml:space="preserve">awarded to </w:t>
+      </w:r>
+      <w:r>
+        <w:rPr>
+          <w:color w:val="auto"/>
+          <w:sz w:val="24"/>
+          <w:szCs w:val="22"/>
+        </w:rPr>
+        <w:t>H</w:t>
+      </w:r>
+      <w:r>
+        <w:rPr>
+          <w:color w:val="auto"/>
+          <w:sz w:val="24"/>
+          <w:szCs w:val="22"/>
+        </w:rPr>
+        <w:t>.</w:t>
+      </w:r>
+      <w:r>
+        <w:rPr>
+          <w:color w:val="auto"/>
+          <w:sz w:val="24"/>
+          <w:szCs w:val="22"/>
+        </w:rPr>
+        <w:t>R</w:t>
+      </w:r>
+      <w:r>
+        <w:rPr>
+          <w:color w:val="auto"/>
+          <w:sz w:val="24"/>
+          <w:szCs w:val="22"/>
+        </w:rPr>
+        <w:t>.</w:t>
+      </w:r>
+      <w:r>
+        <w:rPr>
+          <w:color w:val="auto"/>
+          <w:sz w:val="24"/>
+          <w:szCs w:val="22"/>
+        </w:rPr>
+        <w:t>B</w:t>
+      </w:r>
+      <w:r>
+        <w:rPr>
+          <w:color w:val="auto"/>
+          <w:sz w:val="24"/>
+          <w:szCs w:val="22"/>
+        </w:rPr>
+        <w:t>.)</w:t>
+      </w:r>
+      <w:r>
+        <w:rPr>
+          <w:color w:val="auto"/>
+          <w:sz w:val="24"/>
+          <w:szCs w:val="22"/>
+        </w:rPr>
+        <w:t>. We</w:t>
+      </w:r>
+      <w:r>
+        <w:rPr>
+          <w:color w:val="auto"/>
+          <w:sz w:val="24"/>
+          <w:szCs w:val="22"/>
+        </w:rPr>
+        <w:t xml:space="preserve"> would like to thank</w:t>
+      </w:r>
+      <w:r>
+        <w:rPr>
+          <w:color w:val="auto"/>
+          <w:sz w:val="24"/>
+          <w:szCs w:val="22"/>
+        </w:rPr>
+        <w:t xml:space="preserve"> </w:t>
+      </w:r>
+      <w:r>
+        <w:rPr>
+          <w:color w:val="auto"/>
+          <w:sz w:val="24"/>
+          <w:szCs w:val="22"/>
+        </w:rPr>
+        <w:t>ABC</w:t>
+      </w:r>
+      <w:r>
+        <w:rPr>
+          <w:color w:val="auto"/>
+          <w:sz w:val="24"/>
+          <w:szCs w:val="22"/>
+        </w:rPr>
+        <w:t xml:space="preserve"> for helpful discussion about this study, </w:t>
+      </w:r>
+      <w:r>
+        <w:rPr>
+          <w:color w:val="auto"/>
+          <w:sz w:val="24"/>
+          <w:szCs w:val="22"/>
+        </w:rPr>
+        <w:t xml:space="preserve">XYZ for lending her voice for </w:t>
+      </w:r>
+      <w:r>
+        <w:rPr>
+          <w:color w:val="auto"/>
+          <w:sz w:val="24"/>
+          <w:szCs w:val="22"/>
+        </w:rPr>
+        <w:t>speech</w:t>
+      </w:r>
+      <w:r>
+        <w:rPr>
+          <w:color w:val="auto"/>
+          <w:sz w:val="24"/>
+          <w:szCs w:val="22"/>
+        </w:rPr>
+        <w:t xml:space="preserve"> recordings, </w:t>
+      </w:r>
+      <w:r>
+        <w:rPr>
+          <w:color w:val="auto"/>
+          <w:sz w:val="24"/>
+          <w:szCs w:val="22"/>
+        </w:rPr>
+        <w:t xml:space="preserve">and </w:t>
+      </w:r>
+      <w:r>
+        <w:rPr>
+          <w:color w:val="auto"/>
+          <w:sz w:val="24"/>
+          <w:szCs w:val="22"/>
+        </w:rPr>
+        <w:t xml:space="preserve">RA1 and RA2 </w:t>
+      </w:r>
+      <w:r>
+        <w:rPr>
+          <w:color w:val="auto"/>
+          <w:sz w:val="24"/>
+          <w:szCs w:val="22"/>
+        </w:rPr>
+        <w:lastRenderedPageBreak/>
+        <w:t xml:space="preserve">for </w:t>
+      </w:r>
+      <w:r>
+        <w:rPr>
+          <w:color w:val="auto"/>
+          <w:sz w:val="24"/>
+          <w:szCs w:val="22"/>
+        </w:rPr>
+        <w:t>t</w:t>
+      </w:r>
+      <w:r>
+        <w:rPr>
+          <w:color w:val="auto"/>
+          <w:sz w:val="24"/>
+          <w:szCs w:val="22"/>
+        </w:rPr>
+        <w:t>he</w:t>
+      </w:r>
+      <w:r>
+        <w:rPr>
+          <w:color w:val="auto"/>
+          <w:sz w:val="24"/>
+          <w:szCs w:val="22"/>
+        </w:rPr>
+        <w:t>i</w:t>
+      </w:r>
+      <w:r>
+        <w:rPr>
+          <w:color w:val="auto"/>
+          <w:sz w:val="24"/>
+          <w:szCs w:val="22"/>
+        </w:rPr>
+        <w:t xml:space="preserve">r </w:t>
+      </w:r>
+      <w:r>
+        <w:rPr>
+          <w:color w:val="auto"/>
+          <w:sz w:val="24"/>
+          <w:szCs w:val="22"/>
+        </w:rPr>
+        <w:t>help in testing participants</w:t>
+      </w:r>
+      <w:r>
+        <w:rPr>
+          <w:color w:val="auto"/>
+          <w:sz w:val="24"/>
+          <w:szCs w:val="22"/>
+        </w:rPr>
+        <w:t>.</w:t>
+      </w:r>
+    </w:p>
+    <w:p>
+      <w:pPr>
+        <w:pStyle w:val="Heading1"/>
+        <w:spacing w:line="480" w:lineRule="auto"/>
+        <w:ind w:left="360"/>
+        <w:jc w:val="center"/>
+        <w:rPr>
+          <w:color w:val="auto"/>
+          <w:sz w:val="24"/>
+          <w:szCs w:val="22"/>
+        </w:rPr>
+      </w:pPr>
+      <w:r>
+        <w:rPr>
+          <w:color w:val="auto"/>
+          <w:sz w:val="24"/>
+          <w:szCs w:val="22"/>
+        </w:rPr>
         <w:t>REFERENCES</w:t>
       </w:r>
     </w:p>
-    <w:bookmarkStart w:id="23" w:name="_lnxbz9" w:colFirst="0" w:colLast="0"/>
-    <w:bookmarkEnd w:id="23"/>
+    <w:bookmarkStart w:id="22" w:name="_lnxbz9" w:colFirst="0" w:colLast="0"/>
+    <w:bookmarkEnd w:id="22"/>
     <w:p>
       <w:pPr>
         <w:pStyle w:val="Bibliography"/>
@@ -6805,7 +6863,6 @@
         <w:pStyle w:val="Bibliography"/>
       </w:pPr>
       <w:r>
-        <w:lastRenderedPageBreak/>
         <w:t xml:space="preserve">R Core Team. (2022). R: A Language and Environment for Statistical Computing [computer program]. </w:t>
       </w:r>
       <w:r>
@@ -6847,7 +6904,7 @@
 </file>
 
 <file path=word/comments.xml><?xml version="1.0" encoding="utf-8"?>
-<w:comments xmlns:wpc="http://schemas.microsoft.com/office/word/2010/wordprocessingCanvas" xmlns:cx="http://schemas.microsoft.com/office/drawing/2014/chartex" xmlns:cx1="http://schemas.microsoft.com/office/drawing/2015/9/8/chartex" xmlns:cx2="http://schemas.microsoft.com/office/drawing/2015/10/21/chartex" xmlns:cx3="http://schemas.microsoft.com/office/drawing/2016/5/9/chartex" xmlns:cx4="http://schemas.microsoft.com/office/drawing/2016/5/10/chartex" xmlns:cx5="http://schemas.microsoft.com/office/drawing/2016/5/11/chartex" xmlns:cx6="http://schemas.microsoft.com/office/drawing/2016/5/12/chartex" xmlns:cx7="http://schemas.microsoft.com/office/drawing/2016/5/13/chartex" xmlns:cx8="http://schemas.microsoft.com/office/drawing/2016/5/14/chartex" xmlns:mc="http://schemas.openxmlformats.org/markup-compatibility/2006" xmlns:aink="http://schemas.microsoft.com/office/drawing/2016/ink" xmlns:am3d="http://schemas.microsoft.com/office/drawing/2017/model3d" xmlns:o="urn:schemas-microsoft-com:office:office" xmlns:r="http://schemas.openxmlformats.org/officeDocument/2006/relationships" xmlns:m="http://schemas.openxmlformats.org/officeDocument/2006/math" xmlns:v="urn:schemas-microsoft-com:vml" xmlns:wp14="http://schemas.microsoft.com/office/word/2010/wordprocessingDrawing" xmlns:wp="http://schemas.openxmlformats.org/drawingml/2006/wordprocessingDrawing" xmlns:w10="urn:schemas-microsoft-com:office:word" xmlns:w="http://schemas.openxmlformats.org/wordprocessingml/2006/main" xmlns:w14="http://schemas.microsoft.com/office/word/2010/wordml" xmlns:w15="http://schemas.microsoft.com/office/word/2012/wordml" xmlns:w16cid="http://schemas.microsoft.com/office/word/2016/wordml/cid" xmlns:w16se="http://schemas.microsoft.com/office/word/2015/wordml/symex" xmlns:wpg="http://schemas.microsoft.com/office/word/2010/wordprocessingGroup" xmlns:wpi="http://schemas.microsoft.com/office/word/2010/wordprocessingInk" xmlns:wne="http://schemas.microsoft.com/office/word/2006/wordml" xmlns:wps="http://schemas.microsoft.com/office/word/2010/wordprocessingShape" mc:Ignorable="w14 w15 w16se w16cid wp14">
+<w:comments xmlns:wpc="http://schemas.microsoft.com/office/word/2010/wordprocessingCanvas" xmlns:cx="http://schemas.microsoft.com/office/drawing/2014/chartex" xmlns:cx1="http://schemas.microsoft.com/office/drawing/2015/9/8/chartex" xmlns:cx2="http://schemas.microsoft.com/office/drawing/2015/10/21/chartex" xmlns:cx3="http://schemas.microsoft.com/office/drawing/2016/5/9/chartex" xmlns:cx4="http://schemas.microsoft.com/office/drawing/2016/5/10/chartex" xmlns:cx5="http://schemas.microsoft.com/office/drawing/2016/5/11/chartex" xmlns:cx6="http://schemas.microsoft.com/office/drawing/2016/5/12/chartex" xmlns:cx7="http://schemas.microsoft.com/office/drawing/2016/5/13/chartex" xmlns:cx8="http://schemas.microsoft.com/office/drawing/2016/5/14/chartex" xmlns:mc="http://schemas.openxmlformats.org/markup-compatibility/2006" xmlns:aink="http://schemas.microsoft.com/office/drawing/2016/ink" xmlns:am3d="http://schemas.microsoft.com/office/drawing/2017/model3d" xmlns:o="urn:schemas-microsoft-com:office:office" xmlns:oel="http://schemas.microsoft.com/office/2019/extlst" xmlns:r="http://schemas.openxmlformats.org/officeDocument/2006/relationships" xmlns:m="http://schemas.openxmlformats.org/officeDocument/2006/math" xmlns:v="urn:schemas-microsoft-com:vml" xmlns:wp14="http://schemas.microsoft.com/office/word/2010/wordprocessingDrawing" xmlns:wp="http://schemas.openxmlformats.org/drawingml/2006/wordprocessingDrawing" xmlns:w10="urn:schemas-microsoft-com:office:word" xmlns:w="http://schemas.openxmlformats.org/wordprocessingml/2006/main" xmlns:w14="http://schemas.microsoft.com/office/word/2010/wordml" xmlns:w15="http://schemas.microsoft.com/office/word/2012/wordml" xmlns:w16cex="http://schemas.microsoft.com/office/word/2018/wordml/cex" xmlns:w16cid="http://schemas.microsoft.com/office/word/2016/wordml/cid" xmlns:w16="http://schemas.microsoft.com/office/word/2018/wordml" xmlns:w16du="http://schemas.microsoft.com/office/word/2023/wordml/word16du" xmlns:w16sdtdh="http://schemas.microsoft.com/office/word/2020/wordml/sdtdatahash" xmlns:w16sdtfl="http://schemas.microsoft.com/office/word/2024/wordml/sdtformatlock" xmlns:w16se="http://schemas.microsoft.com/office/word/2015/wordml/symex" xmlns:wpg="http://schemas.microsoft.com/office/word/2010/wordprocessingGroup" xmlns:wpi="http://schemas.microsoft.com/office/word/2010/wordprocessingInk" xmlns:wne="http://schemas.microsoft.com/office/word/2006/wordml" xmlns:wps="http://schemas.microsoft.com/office/word/2010/wordprocessingShape" mc:Ignorable="w14 w15 w16se w16cid w16 w16cex w16sdtdh w16sdtfl w16du wp14">
   <w:comment w:id="1" w:author="Hans Rutger Bosker" w:date="2022-07-23T11:39:00Z" w:initials="HRB">
     <w:p>
       <w:pPr>
@@ -6888,35 +6945,17 @@
         <w:t>marker</w:t>
       </w:r>
       <w:r>
-        <w:t xml:space="preserve">. Otherwise, Google sometimes indexes a paper as having been authored by </w:t>
-      </w:r>
-      <w:proofErr w:type="spellStart"/>
-      <w:r>
-        <w:t>Authora</w:t>
-      </w:r>
-      <w:proofErr w:type="spellEnd"/>
-      <w:r>
-        <w:t xml:space="preserve">, </w:t>
-      </w:r>
-      <w:proofErr w:type="spellStart"/>
-      <w:r>
-        <w:t>Contributorb</w:t>
-      </w:r>
-      <w:proofErr w:type="spellEnd"/>
-      <w:r>
-        <w:t xml:space="preserve">, </w:t>
+        <w:t xml:space="preserve">. Otherwise, Google sometimes indexes a paper as having been authored by Authora, Contributorb, </w:t>
       </w:r>
       <w:r>
         <w:t>etc.</w:t>
       </w:r>
-      <w:bookmarkStart w:id="3" w:name="_GoBack"/>
-      <w:bookmarkEnd w:id="3"/>
       <w:r>
         <w:t>.</w:t>
       </w:r>
     </w:p>
   </w:comment>
-  <w:comment w:id="4" w:author="Hans Rutger Bosker" w:date="2022-07-23T11:46:00Z" w:initials="HRB">
+  <w:comment w:id="3" w:author="Hans Rutger Bosker" w:date="2022-07-23T11:46:00Z" w:initials="HRB">
     <w:p>
       <w:pPr>
         <w:pStyle w:val="CommentText"/>
@@ -6932,7 +6971,7 @@
       </w:r>
     </w:p>
   </w:comment>
-  <w:comment w:id="5" w:author="Hans Rutger Bosker" w:date="2022-07-23T11:48:00Z" w:initials="HRB">
+  <w:comment w:id="4" w:author="Hans Rutger Bosker" w:date="2022-07-23T11:48:00Z" w:initials="HRB">
     <w:p>
       <w:pPr>
         <w:pStyle w:val="CommentText"/>
@@ -6955,13 +6994,8 @@
       <w:r>
         <w:t>by first selecting all text in the document [CTRL + A] and then updating all fields [F9]. If you find that, after updating, all fields unexpectedly show ‘field codes’ (</w:t>
       </w:r>
-      <w:proofErr w:type="spellStart"/>
-      <w:r>
-        <w:t>gobbledegook</w:t>
-      </w:r>
-      <w:proofErr w:type="spellEnd"/>
-      <w:r>
-        <w:t xml:space="preserve"> </w:t>
+      <w:r>
+        <w:t xml:space="preserve">gobbledegook </w:t>
       </w:r>
       <w:r>
         <w:t xml:space="preserve">instead of actual text), </w:t>
@@ -6983,7 +7017,7 @@
       </w:r>
     </w:p>
   </w:comment>
-  <w:comment w:id="7" w:author="Hans Rutger Bosker" w:date="2022-07-23T12:02:00Z" w:initials="HRB">
+  <w:comment w:id="6" w:author="Hans Rutger Bosker" w:date="2022-07-23T12:02:00Z" w:initials="HRB">
     <w:p>
       <w:pPr>
         <w:pStyle w:val="CommentText"/>
@@ -7029,6 +7063,22 @@
       </w:r>
       <w:r>
         <w:t xml:space="preserve"> shows you a Heading pane on the left. I find this useful to get an overview of all sections, to find out where I’m at in a document, or to quickly jump between sections without having to scroll up or down. </w:t>
+      </w:r>
+    </w:p>
+  </w:comment>
+  <w:comment w:id="7" w:author="Hans Rutger Bosker" w:date="2022-07-23T12:09:00Z" w:initials="HRB">
+    <w:p>
+      <w:pPr>
+        <w:pStyle w:val="CommentText"/>
+      </w:pPr>
+      <w:r>
+        <w:rPr>
+          <w:rStyle w:val="CommentReference"/>
+        </w:rPr>
+        <w:annotationRef/>
+      </w:r>
+      <w:r>
+        <w:t>This has the ‘Heading 2’ style</w:t>
       </w:r>
     </w:p>
   </w:comment>
@@ -7044,11 +7094,11 @@
         <w:annotationRef/>
       </w:r>
       <w:r>
-        <w:t>This has the ‘Heading 2’ style</w:t>
+        <w:t>This has the ‘Heading 3’ style</w:t>
       </w:r>
     </w:p>
   </w:comment>
-  <w:comment w:id="9" w:author="Hans Rutger Bosker" w:date="2022-07-23T12:09:00Z" w:initials="HRB">
+  <w:comment w:id="9" w:author="Hans Rutger Bosker" w:date="2022-07-23T12:15:00Z" w:initials="HRB">
     <w:p>
       <w:pPr>
         <w:pStyle w:val="CommentText"/>
@@ -7060,60 +7110,44 @@
         <w:annotationRef/>
       </w:r>
       <w:r>
-        <w:t>This has the ‘Heading 3’ style</w:t>
+        <w:t xml:space="preserve">This is a field that can be automatically updated, for instance </w:t>
+      </w:r>
+      <w:r>
+        <w:t xml:space="preserve">to Figure 2 </w:t>
+      </w:r>
+      <w:r>
+        <w:t>if you later on decide to add another figure before it</w:t>
+      </w:r>
+      <w:r>
+        <w:t>. Simply select</w:t>
+      </w:r>
+      <w:r>
+        <w:t xml:space="preserve"> all text [CTRL + A] and then [F9]. You can manually add these kinds of cross-references by going to </w:t>
+      </w:r>
+      <w:r>
+        <w:rPr>
+          <w:i/>
+        </w:rPr>
+        <w:t>References &gt; Cross-reference</w:t>
+      </w:r>
+      <w:r>
+        <w:t xml:space="preserve">, and then selecting </w:t>
+      </w:r>
+      <w:r>
+        <w:rPr>
+          <w:i/>
+        </w:rPr>
+        <w:t xml:space="preserve">Figure </w:t>
+      </w:r>
+      <w:r>
+        <w:t>as the ‘Reference type’, select the correct figure, and make sure to select ‘</w:t>
+      </w:r>
+      <w:r>
+        <w:t>Only label and number’ at the top right.</w:t>
       </w:r>
     </w:p>
   </w:comment>
-  <w:comment w:id="10" w:author="Hans Rutger Bosker" w:date="2022-07-23T12:15:00Z" w:initials="HRB">
-    <w:p>
-      <w:pPr>
-        <w:pStyle w:val="CommentText"/>
-      </w:pPr>
-      <w:r>
-        <w:rPr>
-          <w:rStyle w:val="CommentReference"/>
-        </w:rPr>
-        <w:annotationRef/>
-      </w:r>
-      <w:r>
-        <w:t xml:space="preserve">This is a field that can be automatically updated, for instance </w:t>
-      </w:r>
-      <w:r>
-        <w:t xml:space="preserve">to Figure 2 </w:t>
-      </w:r>
-      <w:r>
-        <w:t>if you later on decide to add another figure before it</w:t>
-      </w:r>
-      <w:r>
-        <w:t>. Simply select</w:t>
-      </w:r>
-      <w:r>
-        <w:t xml:space="preserve"> all text [CTRL + A] and then [F9]. You can manually add these kinds of cross-references by going to </w:t>
-      </w:r>
-      <w:r>
-        <w:rPr>
-          <w:i/>
-        </w:rPr>
-        <w:t>References &gt; Cross-reference</w:t>
-      </w:r>
-      <w:r>
-        <w:t xml:space="preserve">, and then selecting </w:t>
-      </w:r>
-      <w:r>
-        <w:rPr>
-          <w:i/>
-        </w:rPr>
-        <w:t xml:space="preserve">Figure </w:t>
-      </w:r>
-      <w:r>
-        <w:t>as the ‘Reference type’, select the correct figure, and make sure to select ‘</w:t>
-      </w:r>
-      <w:r>
-        <w:t>Only label and number’ at the top right.</w:t>
-      </w:r>
-    </w:p>
-  </w:comment>
-  <w:comment w:id="13" w:author="Hans Rutger Bosker" w:date="2022-07-25T12:43:00Z" w:initials="HRB">
+  <w:comment w:id="12" w:author="Hans Rutger Bosker" w:date="2022-07-25T12:43:00Z" w:initials="HRB">
     <w:p>
       <w:pPr>
         <w:pStyle w:val="CommentText"/>
@@ -7133,7 +7167,7 @@
 </file>
 
 <file path=word/commentsExtended.xml><?xml version="1.0" encoding="utf-8"?>
-<w15:commentsEx xmlns:wpc="http://schemas.microsoft.com/office/word/2010/wordprocessingCanvas" xmlns:cx="http://schemas.microsoft.com/office/drawing/2014/chartex" xmlns:cx1="http://schemas.microsoft.com/office/drawing/2015/9/8/chartex" xmlns:cx2="http://schemas.microsoft.com/office/drawing/2015/10/21/chartex" xmlns:cx3="http://schemas.microsoft.com/office/drawing/2016/5/9/chartex" xmlns:cx4="http://schemas.microsoft.com/office/drawing/2016/5/10/chartex" xmlns:cx5="http://schemas.microsoft.com/office/drawing/2016/5/11/chartex" xmlns:cx6="http://schemas.microsoft.com/office/drawing/2016/5/12/chartex" xmlns:cx7="http://schemas.microsoft.com/office/drawing/2016/5/13/chartex" xmlns:cx8="http://schemas.microsoft.com/office/drawing/2016/5/14/chartex" xmlns:mc="http://schemas.openxmlformats.org/markup-compatibility/2006" xmlns:aink="http://schemas.microsoft.com/office/drawing/2016/ink" xmlns:am3d="http://schemas.microsoft.com/office/drawing/2017/model3d" xmlns:o="urn:schemas-microsoft-com:office:office" xmlns:r="http://schemas.openxmlformats.org/officeDocument/2006/relationships" xmlns:m="http://schemas.openxmlformats.org/officeDocument/2006/math" xmlns:v="urn:schemas-microsoft-com:vml" xmlns:wp14="http://schemas.microsoft.com/office/word/2010/wordprocessingDrawing" xmlns:wp="http://schemas.openxmlformats.org/drawingml/2006/wordprocessingDrawing" xmlns:w10="urn:schemas-microsoft-com:office:word" xmlns:w="http://schemas.openxmlformats.org/wordprocessingml/2006/main" xmlns:w14="http://schemas.microsoft.com/office/word/2010/wordml" xmlns:w15="http://schemas.microsoft.com/office/word/2012/wordml" xmlns:w16cid="http://schemas.microsoft.com/office/word/2016/wordml/cid" xmlns:w16se="http://schemas.microsoft.com/office/word/2015/wordml/symex" xmlns:wpg="http://schemas.microsoft.com/office/word/2010/wordprocessingGroup" xmlns:wpi="http://schemas.microsoft.com/office/word/2010/wordprocessingInk" xmlns:wne="http://schemas.microsoft.com/office/word/2006/wordml" xmlns:wps="http://schemas.microsoft.com/office/word/2010/wordprocessingShape" mc:Ignorable="w14 w15 w16se w16cid wp14">
+<w15:commentsEx xmlns:wpc="http://schemas.microsoft.com/office/word/2010/wordprocessingCanvas" xmlns:cx="http://schemas.microsoft.com/office/drawing/2014/chartex" xmlns:cx1="http://schemas.microsoft.com/office/drawing/2015/9/8/chartex" xmlns:cx2="http://schemas.microsoft.com/office/drawing/2015/10/21/chartex" xmlns:cx3="http://schemas.microsoft.com/office/drawing/2016/5/9/chartex" xmlns:cx4="http://schemas.microsoft.com/office/drawing/2016/5/10/chartex" xmlns:cx5="http://schemas.microsoft.com/office/drawing/2016/5/11/chartex" xmlns:cx6="http://schemas.microsoft.com/office/drawing/2016/5/12/chartex" xmlns:cx7="http://schemas.microsoft.com/office/drawing/2016/5/13/chartex" xmlns:cx8="http://schemas.microsoft.com/office/drawing/2016/5/14/chartex" xmlns:mc="http://schemas.openxmlformats.org/markup-compatibility/2006" xmlns:aink="http://schemas.microsoft.com/office/drawing/2016/ink" xmlns:am3d="http://schemas.microsoft.com/office/drawing/2017/model3d" xmlns:o="urn:schemas-microsoft-com:office:office" xmlns:oel="http://schemas.microsoft.com/office/2019/extlst" xmlns:r="http://schemas.openxmlformats.org/officeDocument/2006/relationships" xmlns:m="http://schemas.openxmlformats.org/officeDocument/2006/math" xmlns:v="urn:schemas-microsoft-com:vml" xmlns:wp14="http://schemas.microsoft.com/office/word/2010/wordprocessingDrawing" xmlns:wp="http://schemas.openxmlformats.org/drawingml/2006/wordprocessingDrawing" xmlns:w10="urn:schemas-microsoft-com:office:word" xmlns:w="http://schemas.openxmlformats.org/wordprocessingml/2006/main" xmlns:w14="http://schemas.microsoft.com/office/word/2010/wordml" xmlns:w15="http://schemas.microsoft.com/office/word/2012/wordml" xmlns:w16cex="http://schemas.microsoft.com/office/word/2018/wordml/cex" xmlns:w16cid="http://schemas.microsoft.com/office/word/2016/wordml/cid" xmlns:w16="http://schemas.microsoft.com/office/word/2018/wordml" xmlns:w16du="http://schemas.microsoft.com/office/word/2023/wordml/word16du" xmlns:w16sdtdh="http://schemas.microsoft.com/office/word/2020/wordml/sdtdatahash" xmlns:w16sdtfl="http://schemas.microsoft.com/office/word/2024/wordml/sdtformatlock" xmlns:w16se="http://schemas.microsoft.com/office/word/2015/wordml/symex" xmlns:wpg="http://schemas.microsoft.com/office/word/2010/wordprocessingGroup" xmlns:wpi="http://schemas.microsoft.com/office/word/2010/wordprocessingInk" xmlns:wne="http://schemas.microsoft.com/office/word/2006/wordml" xmlns:wps="http://schemas.microsoft.com/office/word/2010/wordprocessingShape" mc:Ignorable="w14 w15 w16se w16cid w16 w16cex w16sdtdh w16sdtfl w16du wp14">
   <w15:commentEx w15:paraId="323A7484" w15:done="0"/>
   <w15:commentEx w15:paraId="32170E42" w15:done="0"/>
   <w15:commentEx w15:paraId="1EB6B32E" w15:done="0"/>
@@ -7147,7 +7181,7 @@
 </file>
 
 <file path=word/commentsIds.xml><?xml version="1.0" encoding="utf-8"?>
-<w16cid:commentsIds xmlns:wpc="http://schemas.microsoft.com/office/word/2010/wordprocessingCanvas" xmlns:cx="http://schemas.microsoft.com/office/drawing/2014/chartex" xmlns:cx1="http://schemas.microsoft.com/office/drawing/2015/9/8/chartex" xmlns:cx2="http://schemas.microsoft.com/office/drawing/2015/10/21/chartex" xmlns:cx3="http://schemas.microsoft.com/office/drawing/2016/5/9/chartex" xmlns:cx4="http://schemas.microsoft.com/office/drawing/2016/5/10/chartex" xmlns:cx5="http://schemas.microsoft.com/office/drawing/2016/5/11/chartex" xmlns:cx6="http://schemas.microsoft.com/office/drawing/2016/5/12/chartex" xmlns:cx7="http://schemas.microsoft.com/office/drawing/2016/5/13/chartex" xmlns:cx8="http://schemas.microsoft.com/office/drawing/2016/5/14/chartex" xmlns:mc="http://schemas.openxmlformats.org/markup-compatibility/2006" xmlns:aink="http://schemas.microsoft.com/office/drawing/2016/ink" xmlns:am3d="http://schemas.microsoft.com/office/drawing/2017/model3d" xmlns:o="urn:schemas-microsoft-com:office:office" xmlns:r="http://schemas.openxmlformats.org/officeDocument/2006/relationships" xmlns:m="http://schemas.openxmlformats.org/officeDocument/2006/math" xmlns:v="urn:schemas-microsoft-com:vml" xmlns:wp14="http://schemas.microsoft.com/office/word/2010/wordprocessingDrawing" xmlns:wp="http://schemas.openxmlformats.org/drawingml/2006/wordprocessingDrawing" xmlns:w10="urn:schemas-microsoft-com:office:word" xmlns:w="http://schemas.openxmlformats.org/wordprocessingml/2006/main" xmlns:w14="http://schemas.microsoft.com/office/word/2010/wordml" xmlns:w15="http://schemas.microsoft.com/office/word/2012/wordml" xmlns:w16cid="http://schemas.microsoft.com/office/word/2016/wordml/cid" xmlns:w16se="http://schemas.microsoft.com/office/word/2015/wordml/symex" xmlns:wpg="http://schemas.microsoft.com/office/word/2010/wordprocessingGroup" xmlns:wpi="http://schemas.microsoft.com/office/word/2010/wordprocessingInk" xmlns:wne="http://schemas.microsoft.com/office/word/2006/wordml" xmlns:wps="http://schemas.microsoft.com/office/word/2010/wordprocessingShape" mc:Ignorable="w14 w15 w16se w16cid wp14">
+<w16cid:commentsIds xmlns:wpc="http://schemas.microsoft.com/office/word/2010/wordprocessingCanvas" xmlns:cx="http://schemas.microsoft.com/office/drawing/2014/chartex" xmlns:cx1="http://schemas.microsoft.com/office/drawing/2015/9/8/chartex" xmlns:cx2="http://schemas.microsoft.com/office/drawing/2015/10/21/chartex" xmlns:cx3="http://schemas.microsoft.com/office/drawing/2016/5/9/chartex" xmlns:cx4="http://schemas.microsoft.com/office/drawing/2016/5/10/chartex" xmlns:cx5="http://schemas.microsoft.com/office/drawing/2016/5/11/chartex" xmlns:cx6="http://schemas.microsoft.com/office/drawing/2016/5/12/chartex" xmlns:cx7="http://schemas.microsoft.com/office/drawing/2016/5/13/chartex" xmlns:cx8="http://schemas.microsoft.com/office/drawing/2016/5/14/chartex" xmlns:mc="http://schemas.openxmlformats.org/markup-compatibility/2006" xmlns:aink="http://schemas.microsoft.com/office/drawing/2016/ink" xmlns:am3d="http://schemas.microsoft.com/office/drawing/2017/model3d" xmlns:o="urn:schemas-microsoft-com:office:office" xmlns:oel="http://schemas.microsoft.com/office/2019/extlst" xmlns:r="http://schemas.openxmlformats.org/officeDocument/2006/relationships" xmlns:m="http://schemas.openxmlformats.org/officeDocument/2006/math" xmlns:v="urn:schemas-microsoft-com:vml" xmlns:wp14="http://schemas.microsoft.com/office/word/2010/wordprocessingDrawing" xmlns:wp="http://schemas.openxmlformats.org/drawingml/2006/wordprocessingDrawing" xmlns:w10="urn:schemas-microsoft-com:office:word" xmlns:w="http://schemas.openxmlformats.org/wordprocessingml/2006/main" xmlns:w14="http://schemas.microsoft.com/office/word/2010/wordml" xmlns:w15="http://schemas.microsoft.com/office/word/2012/wordml" xmlns:w16cex="http://schemas.microsoft.com/office/word/2018/wordml/cex" xmlns:w16cid="http://schemas.microsoft.com/office/word/2016/wordml/cid" xmlns:w16="http://schemas.microsoft.com/office/word/2018/wordml" xmlns:w16du="http://schemas.microsoft.com/office/word/2023/wordml/word16du" xmlns:w16sdtdh="http://schemas.microsoft.com/office/word/2020/wordml/sdtdatahash" xmlns:w16sdtfl="http://schemas.microsoft.com/office/word/2024/wordml/sdtformatlock" xmlns:w16se="http://schemas.microsoft.com/office/word/2015/wordml/symex" xmlns:wpg="http://schemas.microsoft.com/office/word/2010/wordprocessingGroup" xmlns:wpi="http://schemas.microsoft.com/office/word/2010/wordprocessingInk" xmlns:wne="http://schemas.microsoft.com/office/word/2006/wordml" xmlns:wps="http://schemas.microsoft.com/office/word/2010/wordprocessingShape" mc:Ignorable="w14 w15 w16se w16cid w16 w16cex w16sdtdh w16sdtfl w16du wp14">
   <w16cid:commentId w16cid:paraId="323A7484" w16cid:durableId="2A841FF2"/>
   <w16cid:commentId w16cid:paraId="32170E42" w16cid:durableId="2AD3B19D"/>
   <w16cid:commentId w16cid:paraId="1EB6B32E" w16cid:durableId="2A841FF3"/>
@@ -7161,7 +7195,7 @@
 </file>
 
 <file path=word/endnotes.xml><?xml version="1.0" encoding="utf-8"?>
-<w:endnotes xmlns:wpc="http://schemas.microsoft.com/office/word/2010/wordprocessingCanvas" xmlns:cx="http://schemas.microsoft.com/office/drawing/2014/chartex" xmlns:cx1="http://schemas.microsoft.com/office/drawing/2015/9/8/chartex" xmlns:cx2="http://schemas.microsoft.com/office/drawing/2015/10/21/chartex" xmlns:cx3="http://schemas.microsoft.com/office/drawing/2016/5/9/chartex" xmlns:cx4="http://schemas.microsoft.com/office/drawing/2016/5/10/chartex" xmlns:cx5="http://schemas.microsoft.com/office/drawing/2016/5/11/chartex" xmlns:cx6="http://schemas.microsoft.com/office/drawing/2016/5/12/chartex" xmlns:cx7="http://schemas.microsoft.com/office/drawing/2016/5/13/chartex" xmlns:cx8="http://schemas.microsoft.com/office/drawing/2016/5/14/chartex" xmlns:mc="http://schemas.openxmlformats.org/markup-compatibility/2006" xmlns:aink="http://schemas.microsoft.com/office/drawing/2016/ink" xmlns:am3d="http://schemas.microsoft.com/office/drawing/2017/model3d" xmlns:o="urn:schemas-microsoft-com:office:office" xmlns:r="http://schemas.openxmlformats.org/officeDocument/2006/relationships" xmlns:m="http://schemas.openxmlformats.org/officeDocument/2006/math" xmlns:v="urn:schemas-microsoft-com:vml" xmlns:wp14="http://schemas.microsoft.com/office/word/2010/wordprocessingDrawing" xmlns:wp="http://schemas.openxmlformats.org/drawingml/2006/wordprocessingDrawing" xmlns:w10="urn:schemas-microsoft-com:office:word" xmlns:w="http://schemas.openxmlformats.org/wordprocessingml/2006/main" xmlns:w14="http://schemas.microsoft.com/office/word/2010/wordml" xmlns:w15="http://schemas.microsoft.com/office/word/2012/wordml" xmlns:w16cid="http://schemas.microsoft.com/office/word/2016/wordml/cid" xmlns:w16se="http://schemas.microsoft.com/office/word/2015/wordml/symex" xmlns:wpg="http://schemas.microsoft.com/office/word/2010/wordprocessingGroup" xmlns:wpi="http://schemas.microsoft.com/office/word/2010/wordprocessingInk" xmlns:wne="http://schemas.microsoft.com/office/word/2006/wordml" xmlns:wps="http://schemas.microsoft.com/office/word/2010/wordprocessingShape" mc:Ignorable="w14 w15 w16se w16cid wp14">
+<w:endnotes xmlns:wpc="http://schemas.microsoft.com/office/word/2010/wordprocessingCanvas" xmlns:cx="http://schemas.microsoft.com/office/drawing/2014/chartex" xmlns:cx1="http://schemas.microsoft.com/office/drawing/2015/9/8/chartex" xmlns:cx2="http://schemas.microsoft.com/office/drawing/2015/10/21/chartex" xmlns:cx3="http://schemas.microsoft.com/office/drawing/2016/5/9/chartex" xmlns:cx4="http://schemas.microsoft.com/office/drawing/2016/5/10/chartex" xmlns:cx5="http://schemas.microsoft.com/office/drawing/2016/5/11/chartex" xmlns:cx6="http://schemas.microsoft.com/office/drawing/2016/5/12/chartex" xmlns:cx7="http://schemas.microsoft.com/office/drawing/2016/5/13/chartex" xmlns:cx8="http://schemas.microsoft.com/office/drawing/2016/5/14/chartex" xmlns:mc="http://schemas.openxmlformats.org/markup-compatibility/2006" xmlns:aink="http://schemas.microsoft.com/office/drawing/2016/ink" xmlns:am3d="http://schemas.microsoft.com/office/drawing/2017/model3d" xmlns:o="urn:schemas-microsoft-com:office:office" xmlns:oel="http://schemas.microsoft.com/office/2019/extlst" xmlns:r="http://schemas.openxmlformats.org/officeDocument/2006/relationships" xmlns:m="http://schemas.openxmlformats.org/officeDocument/2006/math" xmlns:v="urn:schemas-microsoft-com:vml" xmlns:wp14="http://schemas.microsoft.com/office/word/2010/wordprocessingDrawing" xmlns:wp="http://schemas.openxmlformats.org/drawingml/2006/wordprocessingDrawing" xmlns:w10="urn:schemas-microsoft-com:office:word" xmlns:w="http://schemas.openxmlformats.org/wordprocessingml/2006/main" xmlns:w14="http://schemas.microsoft.com/office/word/2010/wordml" xmlns:w15="http://schemas.microsoft.com/office/word/2012/wordml" xmlns:w16cex="http://schemas.microsoft.com/office/word/2018/wordml/cex" xmlns:w16cid="http://schemas.microsoft.com/office/word/2016/wordml/cid" xmlns:w16="http://schemas.microsoft.com/office/word/2018/wordml" xmlns:w16du="http://schemas.microsoft.com/office/word/2023/wordml/word16du" xmlns:w16sdtdh="http://schemas.microsoft.com/office/word/2020/wordml/sdtdatahash" xmlns:w16sdtfl="http://schemas.microsoft.com/office/word/2024/wordml/sdtformatlock" xmlns:w16se="http://schemas.microsoft.com/office/word/2015/wordml/symex" xmlns:wpg="http://schemas.microsoft.com/office/word/2010/wordprocessingGroup" xmlns:wpi="http://schemas.microsoft.com/office/word/2010/wordprocessingInk" xmlns:wne="http://schemas.microsoft.com/office/word/2006/wordml" xmlns:wps="http://schemas.microsoft.com/office/word/2010/wordprocessingShape" mc:Ignorable="w14 w15 w16se w16cid w16 w16cex w16sdtdh w16sdtfl w16du wp14">
   <w:endnote w:type="separator" w:id="-1">
     <w:p>
       <w:r>
@@ -7180,7 +7214,7 @@
 </file>
 
 <file path=word/footer1.xml><?xml version="1.0" encoding="utf-8"?>
-<w:ftr xmlns:wpc="http://schemas.microsoft.com/office/word/2010/wordprocessingCanvas" xmlns:cx="http://schemas.microsoft.com/office/drawing/2014/chartex" xmlns:cx1="http://schemas.microsoft.com/office/drawing/2015/9/8/chartex" xmlns:cx2="http://schemas.microsoft.com/office/drawing/2015/10/21/chartex" xmlns:cx3="http://schemas.microsoft.com/office/drawing/2016/5/9/chartex" xmlns:cx4="http://schemas.microsoft.com/office/drawing/2016/5/10/chartex" xmlns:cx5="http://schemas.microsoft.com/office/drawing/2016/5/11/chartex" xmlns:cx6="http://schemas.microsoft.com/office/drawing/2016/5/12/chartex" xmlns:cx7="http://schemas.microsoft.com/office/drawing/2016/5/13/chartex" xmlns:cx8="http://schemas.microsoft.com/office/drawing/2016/5/14/chartex" xmlns:mc="http://schemas.openxmlformats.org/markup-compatibility/2006" xmlns:aink="http://schemas.microsoft.com/office/drawing/2016/ink" xmlns:am3d="http://schemas.microsoft.com/office/drawing/2017/model3d" xmlns:o="urn:schemas-microsoft-com:office:office" xmlns:r="http://schemas.openxmlformats.org/officeDocument/2006/relationships" xmlns:m="http://schemas.openxmlformats.org/officeDocument/2006/math" xmlns:v="urn:schemas-microsoft-com:vml" xmlns:wp14="http://schemas.microsoft.com/office/word/2010/wordprocessingDrawing" xmlns:wp="http://schemas.openxmlformats.org/drawingml/2006/wordprocessingDrawing" xmlns:w10="urn:schemas-microsoft-com:office:word" xmlns:w="http://schemas.openxmlformats.org/wordprocessingml/2006/main" xmlns:w14="http://schemas.microsoft.com/office/word/2010/wordml" xmlns:w15="http://schemas.microsoft.com/office/word/2012/wordml" xmlns:w16cid="http://schemas.microsoft.com/office/word/2016/wordml/cid" xmlns:w16se="http://schemas.microsoft.com/office/word/2015/wordml/symex" xmlns:wpg="http://schemas.microsoft.com/office/word/2010/wordprocessingGroup" xmlns:wpi="http://schemas.microsoft.com/office/word/2010/wordprocessingInk" xmlns:wne="http://schemas.microsoft.com/office/word/2006/wordml" xmlns:wps="http://schemas.microsoft.com/office/word/2010/wordprocessingShape" mc:Ignorable="w14 w15 w16se w16cid wp14">
+<w:ftr xmlns:wpc="http://schemas.microsoft.com/office/word/2010/wordprocessingCanvas" xmlns:cx="http://schemas.microsoft.com/office/drawing/2014/chartex" xmlns:cx1="http://schemas.microsoft.com/office/drawing/2015/9/8/chartex" xmlns:cx2="http://schemas.microsoft.com/office/drawing/2015/10/21/chartex" xmlns:cx3="http://schemas.microsoft.com/office/drawing/2016/5/9/chartex" xmlns:cx4="http://schemas.microsoft.com/office/drawing/2016/5/10/chartex" xmlns:cx5="http://schemas.microsoft.com/office/drawing/2016/5/11/chartex" xmlns:cx6="http://schemas.microsoft.com/office/drawing/2016/5/12/chartex" xmlns:cx7="http://schemas.microsoft.com/office/drawing/2016/5/13/chartex" xmlns:cx8="http://schemas.microsoft.com/office/drawing/2016/5/14/chartex" xmlns:mc="http://schemas.openxmlformats.org/markup-compatibility/2006" xmlns:aink="http://schemas.microsoft.com/office/drawing/2016/ink" xmlns:am3d="http://schemas.microsoft.com/office/drawing/2017/model3d" xmlns:o="urn:schemas-microsoft-com:office:office" xmlns:oel="http://schemas.microsoft.com/office/2019/extlst" xmlns:r="http://schemas.openxmlformats.org/officeDocument/2006/relationships" xmlns:m="http://schemas.openxmlformats.org/officeDocument/2006/math" xmlns:v="urn:schemas-microsoft-com:vml" xmlns:wp14="http://schemas.microsoft.com/office/word/2010/wordprocessingDrawing" xmlns:wp="http://schemas.openxmlformats.org/drawingml/2006/wordprocessingDrawing" xmlns:w10="urn:schemas-microsoft-com:office:word" xmlns:w="http://schemas.openxmlformats.org/wordprocessingml/2006/main" xmlns:w14="http://schemas.microsoft.com/office/word/2010/wordml" xmlns:w15="http://schemas.microsoft.com/office/word/2012/wordml" xmlns:w16cex="http://schemas.microsoft.com/office/word/2018/wordml/cex" xmlns:w16cid="http://schemas.microsoft.com/office/word/2016/wordml/cid" xmlns:w16="http://schemas.microsoft.com/office/word/2018/wordml" xmlns:w16du="http://schemas.microsoft.com/office/word/2023/wordml/word16du" xmlns:w16sdtdh="http://schemas.microsoft.com/office/word/2020/wordml/sdtdatahash" xmlns:w16sdtfl="http://schemas.microsoft.com/office/word/2024/wordml/sdtformatlock" xmlns:w16se="http://schemas.microsoft.com/office/word/2015/wordml/symex" xmlns:wpg="http://schemas.microsoft.com/office/word/2010/wordprocessingGroup" xmlns:wpi="http://schemas.microsoft.com/office/word/2010/wordprocessingInk" xmlns:wne="http://schemas.microsoft.com/office/word/2006/wordml" xmlns:wps="http://schemas.microsoft.com/office/word/2010/wordprocessingShape" mc:Ignorable="w14 w15 w16se w16cid w16 w16cex w16sdtdh w16sdtfl w16du wp14">
   <w:sdt>
     <w:sdtPr>
       <w:id w:val="-1818179030"/>
@@ -7236,7 +7270,7 @@
 </file>
 
 <file path=word/footnotes.xml><?xml version="1.0" encoding="utf-8"?>
-<w:footnotes xmlns:wpc="http://schemas.microsoft.com/office/word/2010/wordprocessingCanvas" xmlns:cx="http://schemas.microsoft.com/office/drawing/2014/chartex" xmlns:cx1="http://schemas.microsoft.com/office/drawing/2015/9/8/chartex" xmlns:cx2="http://schemas.microsoft.com/office/drawing/2015/10/21/chartex" xmlns:cx3="http://schemas.microsoft.com/office/drawing/2016/5/9/chartex" xmlns:cx4="http://schemas.microsoft.com/office/drawing/2016/5/10/chartex" xmlns:cx5="http://schemas.microsoft.com/office/drawing/2016/5/11/chartex" xmlns:cx6="http://schemas.microsoft.com/office/drawing/2016/5/12/chartex" xmlns:cx7="http://schemas.microsoft.com/office/drawing/2016/5/13/chartex" xmlns:cx8="http://schemas.microsoft.com/office/drawing/2016/5/14/chartex" xmlns:mc="http://schemas.openxmlformats.org/markup-compatibility/2006" xmlns:aink="http://schemas.microsoft.com/office/drawing/2016/ink" xmlns:am3d="http://schemas.microsoft.com/office/drawing/2017/model3d" xmlns:o="urn:schemas-microsoft-com:office:office" xmlns:r="http://schemas.openxmlformats.org/officeDocument/2006/relationships" xmlns:m="http://schemas.openxmlformats.org/officeDocument/2006/math" xmlns:v="urn:schemas-microsoft-com:vml" xmlns:wp14="http://schemas.microsoft.com/office/word/2010/wordprocessingDrawing" xmlns:wp="http://schemas.openxmlformats.org/drawingml/2006/wordprocessingDrawing" xmlns:w10="urn:schemas-microsoft-com:office:word" xmlns:w="http://schemas.openxmlformats.org/wordprocessingml/2006/main" xmlns:w14="http://schemas.microsoft.com/office/word/2010/wordml" xmlns:w15="http://schemas.microsoft.com/office/word/2012/wordml" xmlns:w16cid="http://schemas.microsoft.com/office/word/2016/wordml/cid" xmlns:w16se="http://schemas.microsoft.com/office/word/2015/wordml/symex" xmlns:wpg="http://schemas.microsoft.com/office/word/2010/wordprocessingGroup" xmlns:wpi="http://schemas.microsoft.com/office/word/2010/wordprocessingInk" xmlns:wne="http://schemas.microsoft.com/office/word/2006/wordml" xmlns:wps="http://schemas.microsoft.com/office/word/2010/wordprocessingShape" mc:Ignorable="w14 w15 w16se w16cid wp14">
+<w:footnotes xmlns:wpc="http://schemas.microsoft.com/office/word/2010/wordprocessingCanvas" xmlns:cx="http://schemas.microsoft.com/office/drawing/2014/chartex" xmlns:cx1="http://schemas.microsoft.com/office/drawing/2015/9/8/chartex" xmlns:cx2="http://schemas.microsoft.com/office/drawing/2015/10/21/chartex" xmlns:cx3="http://schemas.microsoft.com/office/drawing/2016/5/9/chartex" xmlns:cx4="http://schemas.microsoft.com/office/drawing/2016/5/10/chartex" xmlns:cx5="http://schemas.microsoft.com/office/drawing/2016/5/11/chartex" xmlns:cx6="http://schemas.microsoft.com/office/drawing/2016/5/12/chartex" xmlns:cx7="http://schemas.microsoft.com/office/drawing/2016/5/13/chartex" xmlns:cx8="http://schemas.microsoft.com/office/drawing/2016/5/14/chartex" xmlns:mc="http://schemas.openxmlformats.org/markup-compatibility/2006" xmlns:aink="http://schemas.microsoft.com/office/drawing/2016/ink" xmlns:am3d="http://schemas.microsoft.com/office/drawing/2017/model3d" xmlns:o="urn:schemas-microsoft-com:office:office" xmlns:oel="http://schemas.microsoft.com/office/2019/extlst" xmlns:r="http://schemas.openxmlformats.org/officeDocument/2006/relationships" xmlns:m="http://schemas.openxmlformats.org/officeDocument/2006/math" xmlns:v="urn:schemas-microsoft-com:vml" xmlns:wp14="http://schemas.microsoft.com/office/word/2010/wordprocessingDrawing" xmlns:wp="http://schemas.openxmlformats.org/drawingml/2006/wordprocessingDrawing" xmlns:w10="urn:schemas-microsoft-com:office:word" xmlns:w="http://schemas.openxmlformats.org/wordprocessingml/2006/main" xmlns:w14="http://schemas.microsoft.com/office/word/2010/wordml" xmlns:w15="http://schemas.microsoft.com/office/word/2012/wordml" xmlns:w16cex="http://schemas.microsoft.com/office/word/2018/wordml/cex" xmlns:w16cid="http://schemas.microsoft.com/office/word/2016/wordml/cid" xmlns:w16="http://schemas.microsoft.com/office/word/2018/wordml" xmlns:w16du="http://schemas.microsoft.com/office/word/2023/wordml/word16du" xmlns:w16sdtdh="http://schemas.microsoft.com/office/word/2020/wordml/sdtdatahash" xmlns:w16sdtfl="http://schemas.microsoft.com/office/word/2024/wordml/sdtformatlock" xmlns:w16se="http://schemas.microsoft.com/office/word/2015/wordml/symex" xmlns:wpg="http://schemas.microsoft.com/office/word/2010/wordprocessingGroup" xmlns:wpi="http://schemas.microsoft.com/office/word/2010/wordprocessingInk" xmlns:wne="http://schemas.microsoft.com/office/word/2006/wordml" xmlns:wps="http://schemas.microsoft.com/office/word/2010/wordprocessingShape" mc:Ignorable="w14 w15 w16se w16cid w16 w16cex w16sdtdh w16sdtfl w16du wp14">
   <w:footnote w:type="separator" w:id="-1">
     <w:p>
       <w:r>
@@ -7298,7 +7332,7 @@
 </file>
 
 <file path=word/header1.xml><?xml version="1.0" encoding="utf-8"?>
-<w:hdr xmlns:wpc="http://schemas.microsoft.com/office/word/2010/wordprocessingCanvas" xmlns:cx="http://schemas.microsoft.com/office/drawing/2014/chartex" xmlns:cx1="http://schemas.microsoft.com/office/drawing/2015/9/8/chartex" xmlns:cx2="http://schemas.microsoft.com/office/drawing/2015/10/21/chartex" xmlns:cx3="http://schemas.microsoft.com/office/drawing/2016/5/9/chartex" xmlns:cx4="http://schemas.microsoft.com/office/drawing/2016/5/10/chartex" xmlns:cx5="http://schemas.microsoft.com/office/drawing/2016/5/11/chartex" xmlns:cx6="http://schemas.microsoft.com/office/drawing/2016/5/12/chartex" xmlns:cx7="http://schemas.microsoft.com/office/drawing/2016/5/13/chartex" xmlns:cx8="http://schemas.microsoft.com/office/drawing/2016/5/14/chartex" xmlns:mc="http://schemas.openxmlformats.org/markup-compatibility/2006" xmlns:aink="http://schemas.microsoft.com/office/drawing/2016/ink" xmlns:am3d="http://schemas.microsoft.com/office/drawing/2017/model3d" xmlns:o="urn:schemas-microsoft-com:office:office" xmlns:r="http://schemas.openxmlformats.org/officeDocument/2006/relationships" xmlns:m="http://schemas.openxmlformats.org/officeDocument/2006/math" xmlns:v="urn:schemas-microsoft-com:vml" xmlns:wp14="http://schemas.microsoft.com/office/word/2010/wordprocessingDrawing" xmlns:wp="http://schemas.openxmlformats.org/drawingml/2006/wordprocessingDrawing" xmlns:w10="urn:schemas-microsoft-com:office:word" xmlns:w="http://schemas.openxmlformats.org/wordprocessingml/2006/main" xmlns:w14="http://schemas.microsoft.com/office/word/2010/wordml" xmlns:w15="http://schemas.microsoft.com/office/word/2012/wordml" xmlns:w16cid="http://schemas.microsoft.com/office/word/2016/wordml/cid" xmlns:w16se="http://schemas.microsoft.com/office/word/2015/wordml/symex" xmlns:wpg="http://schemas.microsoft.com/office/word/2010/wordprocessingGroup" xmlns:wpi="http://schemas.microsoft.com/office/word/2010/wordprocessingInk" xmlns:wne="http://schemas.microsoft.com/office/word/2006/wordml" xmlns:wps="http://schemas.microsoft.com/office/word/2010/wordprocessingShape" mc:Ignorable="w14 w15 w16se w16cid wp14">
+<w:hdr xmlns:wpc="http://schemas.microsoft.com/office/word/2010/wordprocessingCanvas" xmlns:cx="http://schemas.microsoft.com/office/drawing/2014/chartex" xmlns:cx1="http://schemas.microsoft.com/office/drawing/2015/9/8/chartex" xmlns:cx2="http://schemas.microsoft.com/office/drawing/2015/10/21/chartex" xmlns:cx3="http://schemas.microsoft.com/office/drawing/2016/5/9/chartex" xmlns:cx4="http://schemas.microsoft.com/office/drawing/2016/5/10/chartex" xmlns:cx5="http://schemas.microsoft.com/office/drawing/2016/5/11/chartex" xmlns:cx6="http://schemas.microsoft.com/office/drawing/2016/5/12/chartex" xmlns:cx7="http://schemas.microsoft.com/office/drawing/2016/5/13/chartex" xmlns:cx8="http://schemas.microsoft.com/office/drawing/2016/5/14/chartex" xmlns:mc="http://schemas.openxmlformats.org/markup-compatibility/2006" xmlns:aink="http://schemas.microsoft.com/office/drawing/2016/ink" xmlns:am3d="http://schemas.microsoft.com/office/drawing/2017/model3d" xmlns:o="urn:schemas-microsoft-com:office:office" xmlns:oel="http://schemas.microsoft.com/office/2019/extlst" xmlns:r="http://schemas.openxmlformats.org/officeDocument/2006/relationships" xmlns:m="http://schemas.openxmlformats.org/officeDocument/2006/math" xmlns:v="urn:schemas-microsoft-com:vml" xmlns:wp14="http://schemas.microsoft.com/office/word/2010/wordprocessingDrawing" xmlns:wp="http://schemas.openxmlformats.org/drawingml/2006/wordprocessingDrawing" xmlns:w10="urn:schemas-microsoft-com:office:word" xmlns:w="http://schemas.openxmlformats.org/wordprocessingml/2006/main" xmlns:w14="http://schemas.microsoft.com/office/word/2010/wordml" xmlns:w15="http://schemas.microsoft.com/office/word/2012/wordml" xmlns:w16cex="http://schemas.microsoft.com/office/word/2018/wordml/cex" xmlns:w16cid="http://schemas.microsoft.com/office/word/2016/wordml/cid" xmlns:w16="http://schemas.microsoft.com/office/word/2018/wordml" xmlns:w16du="http://schemas.microsoft.com/office/word/2023/wordml/word16du" xmlns:w16sdtdh="http://schemas.microsoft.com/office/word/2020/wordml/sdtdatahash" xmlns:w16sdtfl="http://schemas.microsoft.com/office/word/2024/wordml/sdtformatlock" xmlns:w16se="http://schemas.microsoft.com/office/word/2015/wordml/symex" xmlns:wpg="http://schemas.microsoft.com/office/word/2010/wordprocessingGroup" xmlns:wpi="http://schemas.microsoft.com/office/word/2010/wordprocessingInk" xmlns:wne="http://schemas.microsoft.com/office/word/2006/wordml" xmlns:wps="http://schemas.microsoft.com/office/word/2010/wordprocessingShape" mc:Ignorable="w14 w15 w16se w16cid w16 w16cex w16sdtdh w16sdtfl w16du wp14">
   <w:p>
     <w:pPr>
       <w:tabs>
@@ -7373,7 +7407,7 @@
 </file>
 
 <file path=word/numbering.xml><?xml version="1.0" encoding="utf-8"?>
-<w:numbering xmlns:wpc="http://schemas.microsoft.com/office/word/2010/wordprocessingCanvas" xmlns:cx="http://schemas.microsoft.com/office/drawing/2014/chartex" xmlns:cx1="http://schemas.microsoft.com/office/drawing/2015/9/8/chartex" xmlns:cx2="http://schemas.microsoft.com/office/drawing/2015/10/21/chartex" xmlns:cx3="http://schemas.microsoft.com/office/drawing/2016/5/9/chartex" xmlns:cx4="http://schemas.microsoft.com/office/drawing/2016/5/10/chartex" xmlns:cx5="http://schemas.microsoft.com/office/drawing/2016/5/11/chartex" xmlns:cx6="http://schemas.microsoft.com/office/drawing/2016/5/12/chartex" xmlns:cx7="http://schemas.microsoft.com/office/drawing/2016/5/13/chartex" xmlns:cx8="http://schemas.microsoft.com/office/drawing/2016/5/14/chartex" xmlns:mc="http://schemas.openxmlformats.org/markup-compatibility/2006" xmlns:aink="http://schemas.microsoft.com/office/drawing/2016/ink" xmlns:am3d="http://schemas.microsoft.com/office/drawing/2017/model3d" xmlns:o="urn:schemas-microsoft-com:office:office" xmlns:r="http://schemas.openxmlformats.org/officeDocument/2006/relationships" xmlns:m="http://schemas.openxmlformats.org/officeDocument/2006/math" xmlns:v="urn:schemas-microsoft-com:vml" xmlns:wp14="http://schemas.microsoft.com/office/word/2010/wordprocessingDrawing" xmlns:wp="http://schemas.openxmlformats.org/drawingml/2006/wordprocessingDrawing" xmlns:w10="urn:schemas-microsoft-com:office:word" xmlns:w="http://schemas.openxmlformats.org/wordprocessingml/2006/main" xmlns:w14="http://schemas.microsoft.com/office/word/2010/wordml" xmlns:w15="http://schemas.microsoft.com/office/word/2012/wordml" xmlns:w16cid="http://schemas.microsoft.com/office/word/2016/wordml/cid" xmlns:w16se="http://schemas.microsoft.com/office/word/2015/wordml/symex" xmlns:wpg="http://schemas.microsoft.com/office/word/2010/wordprocessingGroup" xmlns:wpi="http://schemas.microsoft.com/office/word/2010/wordprocessingInk" xmlns:wne="http://schemas.microsoft.com/office/word/2006/wordml" xmlns:wps="http://schemas.microsoft.com/office/word/2010/wordprocessingShape" mc:Ignorable="w14 w15 w16se w16cid wp14">
+<w:numbering xmlns:wpc="http://schemas.microsoft.com/office/word/2010/wordprocessingCanvas" xmlns:cx="http://schemas.microsoft.com/office/drawing/2014/chartex" xmlns:cx1="http://schemas.microsoft.com/office/drawing/2015/9/8/chartex" xmlns:cx2="http://schemas.microsoft.com/office/drawing/2015/10/21/chartex" xmlns:cx3="http://schemas.microsoft.com/office/drawing/2016/5/9/chartex" xmlns:cx4="http://schemas.microsoft.com/office/drawing/2016/5/10/chartex" xmlns:cx5="http://schemas.microsoft.com/office/drawing/2016/5/11/chartex" xmlns:cx6="http://schemas.microsoft.com/office/drawing/2016/5/12/chartex" xmlns:cx7="http://schemas.microsoft.com/office/drawing/2016/5/13/chartex" xmlns:cx8="http://schemas.microsoft.com/office/drawing/2016/5/14/chartex" xmlns:mc="http://schemas.openxmlformats.org/markup-compatibility/2006" xmlns:aink="http://schemas.microsoft.com/office/drawing/2016/ink" xmlns:am3d="http://schemas.microsoft.com/office/drawing/2017/model3d" xmlns:o="urn:schemas-microsoft-com:office:office" xmlns:oel="http://schemas.microsoft.com/office/2019/extlst" xmlns:r="http://schemas.openxmlformats.org/officeDocument/2006/relationships" xmlns:m="http://schemas.openxmlformats.org/officeDocument/2006/math" xmlns:v="urn:schemas-microsoft-com:vml" xmlns:wp14="http://schemas.microsoft.com/office/word/2010/wordprocessingDrawing" xmlns:wp="http://schemas.openxmlformats.org/drawingml/2006/wordprocessingDrawing" xmlns:w10="urn:schemas-microsoft-com:office:word" xmlns:w="http://schemas.openxmlformats.org/wordprocessingml/2006/main" xmlns:w14="http://schemas.microsoft.com/office/word/2010/wordml" xmlns:w15="http://schemas.microsoft.com/office/word/2012/wordml" xmlns:w16cex="http://schemas.microsoft.com/office/word/2018/wordml/cex" xmlns:w16cid="http://schemas.microsoft.com/office/word/2016/wordml/cid" xmlns:w16="http://schemas.microsoft.com/office/word/2018/wordml" xmlns:w16du="http://schemas.microsoft.com/office/word/2023/wordml/word16du" xmlns:w16sdtdh="http://schemas.microsoft.com/office/word/2020/wordml/sdtdatahash" xmlns:w16sdtfl="http://schemas.microsoft.com/office/word/2024/wordml/sdtformatlock" xmlns:w16se="http://schemas.microsoft.com/office/word/2015/wordml/symex" xmlns:wpg="http://schemas.microsoft.com/office/word/2010/wordprocessingGroup" xmlns:wpi="http://schemas.microsoft.com/office/word/2010/wordprocessingInk" xmlns:wne="http://schemas.microsoft.com/office/word/2006/wordml" xmlns:wps="http://schemas.microsoft.com/office/word/2010/wordprocessingShape" mc:Ignorable="w14 w15 w16se w16cid w16 w16cex w16sdtdh w16sdtfl w16du wp14">
   <w:abstractNum w:abstractNumId="0" w15:restartNumberingAfterBreak="0">
     <w:nsid w:val="01444E0A"/>
     <w:multiLevelType w:val="hybridMultilevel"/>
@@ -11426,143 +11460,143 @@
       </w:pPr>
     </w:lvl>
   </w:abstractNum>
-  <w:num w:numId="1">
+  <w:num w:numId="1" w16cid:durableId="1557014057">
     <w:abstractNumId w:val="37"/>
   </w:num>
-  <w:num w:numId="2">
+  <w:num w:numId="2" w16cid:durableId="1880167096">
     <w:abstractNumId w:val="41"/>
   </w:num>
-  <w:num w:numId="3">
+  <w:num w:numId="3" w16cid:durableId="974070837">
     <w:abstractNumId w:val="4"/>
   </w:num>
-  <w:num w:numId="4">
+  <w:num w:numId="4" w16cid:durableId="1614940740">
     <w:abstractNumId w:val="9"/>
   </w:num>
-  <w:num w:numId="5">
+  <w:num w:numId="5" w16cid:durableId="1760130919">
     <w:abstractNumId w:val="2"/>
   </w:num>
-  <w:num w:numId="6">
+  <w:num w:numId="6" w16cid:durableId="1903635207">
     <w:abstractNumId w:val="36"/>
   </w:num>
-  <w:num w:numId="7">
+  <w:num w:numId="7" w16cid:durableId="1538850817">
     <w:abstractNumId w:val="12"/>
   </w:num>
-  <w:num w:numId="8">
+  <w:num w:numId="8" w16cid:durableId="1493763021">
     <w:abstractNumId w:val="33"/>
   </w:num>
-  <w:num w:numId="9">
+  <w:num w:numId="9" w16cid:durableId="1539052428">
     <w:abstractNumId w:val="34"/>
   </w:num>
-  <w:num w:numId="10">
+  <w:num w:numId="10" w16cid:durableId="61217858">
     <w:abstractNumId w:val="5"/>
   </w:num>
-  <w:num w:numId="11">
+  <w:num w:numId="11" w16cid:durableId="2055931751">
     <w:abstractNumId w:val="21"/>
   </w:num>
-  <w:num w:numId="12">
+  <w:num w:numId="12" w16cid:durableId="1446315350">
     <w:abstractNumId w:val="1"/>
   </w:num>
-  <w:num w:numId="13">
+  <w:num w:numId="13" w16cid:durableId="1700818778">
     <w:abstractNumId w:val="29"/>
   </w:num>
-  <w:num w:numId="14">
+  <w:num w:numId="14" w16cid:durableId="1028793323">
     <w:abstractNumId w:val="13"/>
   </w:num>
-  <w:num w:numId="15">
+  <w:num w:numId="15" w16cid:durableId="1807425760">
     <w:abstractNumId w:val="42"/>
   </w:num>
-  <w:num w:numId="16">
+  <w:num w:numId="16" w16cid:durableId="752241694">
     <w:abstractNumId w:val="28"/>
   </w:num>
-  <w:num w:numId="17">
+  <w:num w:numId="17" w16cid:durableId="1688748024">
     <w:abstractNumId w:val="14"/>
   </w:num>
-  <w:num w:numId="18">
+  <w:num w:numId="18" w16cid:durableId="1626767264">
     <w:abstractNumId w:val="43"/>
   </w:num>
-  <w:num w:numId="19">
+  <w:num w:numId="19" w16cid:durableId="2083291082">
     <w:abstractNumId w:val="10"/>
   </w:num>
-  <w:num w:numId="20">
+  <w:num w:numId="20" w16cid:durableId="1450003471">
     <w:abstractNumId w:val="25"/>
   </w:num>
-  <w:num w:numId="21">
+  <w:num w:numId="21" w16cid:durableId="304745543">
     <w:abstractNumId w:val="8"/>
   </w:num>
-  <w:num w:numId="22">
+  <w:num w:numId="22" w16cid:durableId="764571235">
     <w:abstractNumId w:val="22"/>
   </w:num>
-  <w:num w:numId="23">
+  <w:num w:numId="23" w16cid:durableId="782727216">
     <w:abstractNumId w:val="23"/>
   </w:num>
-  <w:num w:numId="24">
+  <w:num w:numId="24" w16cid:durableId="1178665389">
     <w:abstractNumId w:val="16"/>
   </w:num>
-  <w:num w:numId="25">
+  <w:num w:numId="25" w16cid:durableId="1045712572">
     <w:abstractNumId w:val="11"/>
   </w:num>
-  <w:num w:numId="26">
+  <w:num w:numId="26" w16cid:durableId="199048706">
     <w:abstractNumId w:val="0"/>
   </w:num>
-  <w:num w:numId="27">
+  <w:num w:numId="27" w16cid:durableId="1705714678">
     <w:abstractNumId w:val="17"/>
   </w:num>
-  <w:num w:numId="28">
+  <w:num w:numId="28" w16cid:durableId="1488791206">
     <w:abstractNumId w:val="35"/>
   </w:num>
-  <w:num w:numId="29">
+  <w:num w:numId="29" w16cid:durableId="111830900">
     <w:abstractNumId w:val="39"/>
   </w:num>
-  <w:num w:numId="30">
+  <w:num w:numId="30" w16cid:durableId="1283685974">
     <w:abstractNumId w:val="7"/>
   </w:num>
-  <w:num w:numId="31">
+  <w:num w:numId="31" w16cid:durableId="779571116">
     <w:abstractNumId w:val="6"/>
   </w:num>
-  <w:num w:numId="32">
+  <w:num w:numId="32" w16cid:durableId="1677220705">
     <w:abstractNumId w:val="19"/>
   </w:num>
-  <w:num w:numId="33">
+  <w:num w:numId="33" w16cid:durableId="1549074940">
     <w:abstractNumId w:val="24"/>
   </w:num>
-  <w:num w:numId="34">
+  <w:num w:numId="34" w16cid:durableId="15934153">
     <w:abstractNumId w:val="27"/>
   </w:num>
-  <w:num w:numId="35">
+  <w:num w:numId="35" w16cid:durableId="920798000">
     <w:abstractNumId w:val="18"/>
   </w:num>
-  <w:num w:numId="36">
+  <w:num w:numId="36" w16cid:durableId="901989571">
     <w:abstractNumId w:val="40"/>
   </w:num>
-  <w:num w:numId="37">
+  <w:num w:numId="37" w16cid:durableId="1160464933">
     <w:abstractNumId w:val="15"/>
   </w:num>
-  <w:num w:numId="38">
+  <w:num w:numId="38" w16cid:durableId="168638016">
     <w:abstractNumId w:val="31"/>
   </w:num>
-  <w:num w:numId="39">
+  <w:num w:numId="39" w16cid:durableId="1912037481">
     <w:abstractNumId w:val="20"/>
   </w:num>
-  <w:num w:numId="40">
+  <w:num w:numId="40" w16cid:durableId="226190050">
     <w:abstractNumId w:val="3"/>
   </w:num>
-  <w:num w:numId="41">
+  <w:num w:numId="41" w16cid:durableId="120194948">
     <w:abstractNumId w:val="38"/>
   </w:num>
-  <w:num w:numId="42">
+  <w:num w:numId="42" w16cid:durableId="1958023843">
     <w:abstractNumId w:val="32"/>
   </w:num>
-  <w:num w:numId="43">
+  <w:num w:numId="43" w16cid:durableId="313531002">
     <w:abstractNumId w:val="30"/>
   </w:num>
-  <w:num w:numId="44">
+  <w:num w:numId="44" w16cid:durableId="1932004127">
     <w:abstractNumId w:val="26"/>
   </w:num>
 </w:numbering>
 </file>
 
 <file path=word/people.xml><?xml version="1.0" encoding="utf-8"?>
-<w15:people xmlns:wpc="http://schemas.microsoft.com/office/word/2010/wordprocessingCanvas" xmlns:cx="http://schemas.microsoft.com/office/drawing/2014/chartex" xmlns:cx1="http://schemas.microsoft.com/office/drawing/2015/9/8/chartex" xmlns:cx2="http://schemas.microsoft.com/office/drawing/2015/10/21/chartex" xmlns:cx3="http://schemas.microsoft.com/office/drawing/2016/5/9/chartex" xmlns:cx4="http://schemas.microsoft.com/office/drawing/2016/5/10/chartex" xmlns:cx5="http://schemas.microsoft.com/office/drawing/2016/5/11/chartex" xmlns:cx6="http://schemas.microsoft.com/office/drawing/2016/5/12/chartex" xmlns:cx7="http://schemas.microsoft.com/office/drawing/2016/5/13/chartex" xmlns:cx8="http://schemas.microsoft.com/office/drawing/2016/5/14/chartex" xmlns:mc="http://schemas.openxmlformats.org/markup-compatibility/2006" xmlns:aink="http://schemas.microsoft.com/office/drawing/2016/ink" xmlns:am3d="http://schemas.microsoft.com/office/drawing/2017/model3d" xmlns:o="urn:schemas-microsoft-com:office:office" xmlns:r="http://schemas.openxmlformats.org/officeDocument/2006/relationships" xmlns:m="http://schemas.openxmlformats.org/officeDocument/2006/math" xmlns:v="urn:schemas-microsoft-com:vml" xmlns:wp14="http://schemas.microsoft.com/office/word/2010/wordprocessingDrawing" xmlns:wp="http://schemas.openxmlformats.org/drawingml/2006/wordprocessingDrawing" xmlns:w10="urn:schemas-microsoft-com:office:word" xmlns:w="http://schemas.openxmlformats.org/wordprocessingml/2006/main" xmlns:w14="http://schemas.microsoft.com/office/word/2010/wordml" xmlns:w15="http://schemas.microsoft.com/office/word/2012/wordml" xmlns:w16cid="http://schemas.microsoft.com/office/word/2016/wordml/cid" xmlns:w16se="http://schemas.microsoft.com/office/word/2015/wordml/symex" xmlns:wpg="http://schemas.microsoft.com/office/word/2010/wordprocessingGroup" xmlns:wpi="http://schemas.microsoft.com/office/word/2010/wordprocessingInk" xmlns:wne="http://schemas.microsoft.com/office/word/2006/wordml" xmlns:wps="http://schemas.microsoft.com/office/word/2010/wordprocessingShape" mc:Ignorable="w14 w15 w16se w16cid wp14">
+<w15:people xmlns:wpc="http://schemas.microsoft.com/office/word/2010/wordprocessingCanvas" xmlns:cx="http://schemas.microsoft.com/office/drawing/2014/chartex" xmlns:cx1="http://schemas.microsoft.com/office/drawing/2015/9/8/chartex" xmlns:cx2="http://schemas.microsoft.com/office/drawing/2015/10/21/chartex" xmlns:cx3="http://schemas.microsoft.com/office/drawing/2016/5/9/chartex" xmlns:cx4="http://schemas.microsoft.com/office/drawing/2016/5/10/chartex" xmlns:cx5="http://schemas.microsoft.com/office/drawing/2016/5/11/chartex" xmlns:cx6="http://schemas.microsoft.com/office/drawing/2016/5/12/chartex" xmlns:cx7="http://schemas.microsoft.com/office/drawing/2016/5/13/chartex" xmlns:cx8="http://schemas.microsoft.com/office/drawing/2016/5/14/chartex" xmlns:mc="http://schemas.openxmlformats.org/markup-compatibility/2006" xmlns:aink="http://schemas.microsoft.com/office/drawing/2016/ink" xmlns:am3d="http://schemas.microsoft.com/office/drawing/2017/model3d" xmlns:o="urn:schemas-microsoft-com:office:office" xmlns:oel="http://schemas.microsoft.com/office/2019/extlst" xmlns:r="http://schemas.openxmlformats.org/officeDocument/2006/relationships" xmlns:m="http://schemas.openxmlformats.org/officeDocument/2006/math" xmlns:v="urn:schemas-microsoft-com:vml" xmlns:wp14="http://schemas.microsoft.com/office/word/2010/wordprocessingDrawing" xmlns:wp="http://schemas.openxmlformats.org/drawingml/2006/wordprocessingDrawing" xmlns:w10="urn:schemas-microsoft-com:office:word" xmlns:w="http://schemas.openxmlformats.org/wordprocessingml/2006/main" xmlns:w14="http://schemas.microsoft.com/office/word/2010/wordml" xmlns:w15="http://schemas.microsoft.com/office/word/2012/wordml" xmlns:w16cex="http://schemas.microsoft.com/office/word/2018/wordml/cex" xmlns:w16cid="http://schemas.microsoft.com/office/word/2016/wordml/cid" xmlns:w16="http://schemas.microsoft.com/office/word/2018/wordml" xmlns:w16du="http://schemas.microsoft.com/office/word/2023/wordml/word16du" xmlns:w16sdtdh="http://schemas.microsoft.com/office/word/2020/wordml/sdtdatahash" xmlns:w16sdtfl="http://schemas.microsoft.com/office/word/2024/wordml/sdtformatlock" xmlns:w16se="http://schemas.microsoft.com/office/word/2015/wordml/symex" xmlns:wpg="http://schemas.microsoft.com/office/word/2010/wordprocessingGroup" xmlns:wpi="http://schemas.microsoft.com/office/word/2010/wordprocessingInk" xmlns:wne="http://schemas.microsoft.com/office/word/2006/wordml" xmlns:wps="http://schemas.microsoft.com/office/word/2010/wordprocessingShape" mc:Ignorable="w14 w15 w16se w16cid w16 w16cex w16sdtdh w16sdtfl w16du wp14">
   <w15:person w15:author="Hans Rutger Bosker">
     <w15:presenceInfo w15:providerId="AD" w15:userId="S-1-5-21-1957994488-1644491937-839522115-7048"/>
   </w15:person>
@@ -11573,7 +11607,7 @@
 </file>
 
 <file path=word/styles.xml><?xml version="1.0" encoding="utf-8"?>
-<w:styles xmlns:mc="http://schemas.openxmlformats.org/markup-compatibility/2006" xmlns:r="http://schemas.openxmlformats.org/officeDocument/2006/relationships" xmlns:w="http://schemas.openxmlformats.org/wordprocessingml/2006/main" xmlns:w14="http://schemas.microsoft.com/office/word/2010/wordml" xmlns:w15="http://schemas.microsoft.com/office/word/2012/wordml" xmlns:w16cid="http://schemas.microsoft.com/office/word/2016/wordml/cid" xmlns:w16se="http://schemas.microsoft.com/office/word/2015/wordml/symex" mc:Ignorable="w14 w15 w16se w16cid">
+<w:styles xmlns:mc="http://schemas.openxmlformats.org/markup-compatibility/2006" xmlns:r="http://schemas.openxmlformats.org/officeDocument/2006/relationships" xmlns:w="http://schemas.openxmlformats.org/wordprocessingml/2006/main" xmlns:w14="http://schemas.microsoft.com/office/word/2010/wordml" xmlns:w15="http://schemas.microsoft.com/office/word/2012/wordml" xmlns:w16cex="http://schemas.microsoft.com/office/word/2018/wordml/cex" xmlns:w16cid="http://schemas.microsoft.com/office/word/2016/wordml/cid" xmlns:w16="http://schemas.microsoft.com/office/word/2018/wordml" xmlns:w16du="http://schemas.microsoft.com/office/word/2023/wordml/word16du" xmlns:w16sdtdh="http://schemas.microsoft.com/office/word/2020/wordml/sdtdatahash" xmlns:w16sdtfl="http://schemas.microsoft.com/office/word/2024/wordml/sdtformatlock" xmlns:w16se="http://schemas.microsoft.com/office/word/2015/wordml/symex" mc:Ignorable="w14 w15 w16se w16cid w16 w16cex w16sdtdh w16sdtfl w16du">
   <w:docDefaults>
     <w:rPrDefault>
       <w:rPr>
@@ -11585,7 +11619,7 @@
     </w:rPrDefault>
     <w:pPrDefault/>
   </w:docDefaults>
-  <w:latentStyles w:defLockedState="0" w:defUIPriority="99" w:defSemiHidden="0" w:defUnhideWhenUsed="0" w:defQFormat="0" w:count="375">
+  <w:latentStyles w:defLockedState="0" w:defUIPriority="99" w:defSemiHidden="0" w:defUnhideWhenUsed="0" w:defQFormat="0" w:count="376">
     <w:lsdException w:name="Normal" w:uiPriority="0" w:qFormat="1"/>
     <w:lsdException w:name="heading 1" w:uiPriority="0" w:qFormat="1"/>
     <w:lsdException w:name="heading 2" w:semiHidden="1" w:uiPriority="0" w:unhideWhenUsed="1" w:qFormat="1"/>
@@ -11961,6 +11995,7 @@
     <w:lsdException w:name="Smart Hyperlink" w:semiHidden="1" w:unhideWhenUsed="1"/>
     <w:lsdException w:name="Hashtag" w:semiHidden="1" w:unhideWhenUsed="1"/>
     <w:lsdException w:name="Unresolved Mention" w:semiHidden="1" w:unhideWhenUsed="1"/>
+    <w:lsdException w:name="Smart Link" w:semiHidden="1" w:unhideWhenUsed="1"/>
   </w:latentStyles>
   <w:style w:type="paragraph" w:default="1" w:styleId="Normal">
     <w:name w:val="Normal"/>
@@ -12080,7 +12115,6 @@
   <w:style w:type="character" w:default="1" w:styleId="DefaultParagraphFont">
     <w:name w:val="Default Paragraph Font"/>
     <w:uiPriority w:val="1"/>
-    <w:semiHidden/>
     <w:unhideWhenUsed/>
   </w:style>
   <w:style w:type="table" w:default="1" w:styleId="TableNormal">

--- a/content/resources/how-to/write-a-manuscript/manuscript-template.docx
+++ b/content/resources/how-to/write-a-manuscript/manuscript-template.docx
@@ -55,6 +55,9 @@
       <w:r>
         <w:rPr>
           <w:rStyle w:val="CommentReference"/>
+          <w:color w:val="auto"/>
+          <w:sz w:val="36"/>
+          <w:szCs w:val="34"/>
         </w:rPr>
         <w:commentReference w:id="1"/>
       </w:r>
@@ -90,6 +93,10 @@
       <w:r>
         <w:rPr>
           <w:rStyle w:val="CommentReference"/>
+          <w:color w:val="auto"/>
+          <w:sz w:val="28"/>
+          <w:szCs w:val="26"/>
+          <w:vertAlign w:val="superscript"/>
         </w:rPr>
         <w:commentReference w:id="2"/>
       </w:r>
@@ -403,6 +410,9 @@
         <w:rPr>
           <w:rStyle w:val="CommentReference"/>
           <w:b/>
+          <w:color w:val="auto"/>
+          <w:sz w:val="24"/>
+          <w:szCs w:val="22"/>
         </w:rPr>
         <w:commentReference w:id="3"/>
       </w:r>
@@ -518,6 +528,9 @@
         <w:rPr>
           <w:rStyle w:val="CommentReference"/>
           <w:b/>
+          <w:color w:val="auto"/>
+          <w:sz w:val="24"/>
+          <w:szCs w:val="22"/>
         </w:rPr>
         <w:commentReference w:id="4"/>
       </w:r>
@@ -568,7 +581,7 @@
           <w:sz w:val="24"/>
           <w:szCs w:val="22"/>
         </w:rPr>
-        <w:t>1592</w:t>
+        <w:t>1619</w:t>
       </w:r>
       <w:r>
         <w:rPr>
@@ -797,7 +810,9 @@
       <w:r>
         <w:rPr>
           <w:rStyle w:val="CommentReference"/>
-          <w:b w:val="0"/>
+          <w:color w:val="auto"/>
+          <w:sz w:val="24"/>
+          <w:szCs w:val="22"/>
         </w:rPr>
         <w:commentReference w:id="6"/>
       </w:r>
@@ -1037,7 +1052,11 @@
       <w:r>
         <w:rPr>
           <w:rStyle w:val="CommentReference"/>
+          <w:b/>
           <w:i w:val="0"/>
+          <w:color w:val="auto"/>
+          <w:sz w:val="24"/>
+          <w:szCs w:val="24"/>
         </w:rPr>
         <w:commentReference w:id="7"/>
       </w:r>
@@ -1067,7 +1086,10 @@
       <w:r>
         <w:rPr>
           <w:rStyle w:val="CommentReference"/>
-          <w:b w:val="0"/>
+          <w:i/>
+          <w:color w:val="auto"/>
+          <w:sz w:val="24"/>
+          <w:szCs w:val="24"/>
         </w:rPr>
         <w:commentReference w:id="8"/>
       </w:r>
@@ -1581,6 +1603,9 @@
       <w:r>
         <w:rPr>
           <w:rStyle w:val="CommentReference"/>
+          <w:color w:val="auto"/>
+          <w:sz w:val="24"/>
+          <w:szCs w:val="24"/>
         </w:rPr>
         <w:commentReference w:id="9"/>
       </w:r>
@@ -1599,6 +1624,14 @@
           <w:szCs w:val="24"/>
         </w:rPr>
         <w:t>.</w:t>
+      </w:r>
+      <w:r>
+        <w:rPr>
+          <w:color w:val="auto"/>
+          <w:sz w:val="24"/>
+          <w:szCs w:val="24"/>
+        </w:rPr>
+        <w:t xml:space="preserve"> Figure/table titles are presented above the figure/table, with a note (caption) below it.</w:t>
       </w:r>
     </w:p>
     <w:p>
@@ -1611,6 +1644,121 @@
           <w:szCs w:val="24"/>
         </w:rPr>
       </w:pPr>
+    </w:p>
+    <w:p>
+      <w:pPr>
+        <w:spacing w:line="480" w:lineRule="auto"/>
+        <w:jc w:val="both"/>
+        <w:rPr>
+          <w:color w:val="auto"/>
+          <w:sz w:val="24"/>
+          <w:szCs w:val="24"/>
+        </w:rPr>
+      </w:pPr>
+      <w:bookmarkStart w:id="10" w:name="_Ref68701532"/>
+      <w:commentRangeStart w:id="11"/>
+      <w:r>
+        <w:rPr>
+          <w:b/>
+          <w:color w:val="auto"/>
+          <w:sz w:val="22"/>
+          <w:szCs w:val="24"/>
+          <w:lang w:val="en-GB"/>
+        </w:rPr>
+        <w:t xml:space="preserve">Figure </w:t>
+      </w:r>
+      <w:r>
+        <w:rPr>
+          <w:b/>
+          <w:color w:val="auto"/>
+          <w:sz w:val="22"/>
+          <w:szCs w:val="24"/>
+          <w:lang w:val="en-GB"/>
+        </w:rPr>
+        <w:fldChar w:fldCharType="begin"/>
+      </w:r>
+      <w:r>
+        <w:rPr>
+          <w:b/>
+          <w:color w:val="auto"/>
+          <w:sz w:val="22"/>
+          <w:szCs w:val="24"/>
+          <w:lang w:val="en-GB"/>
+        </w:rPr>
+        <w:instrText xml:space="preserve"> SEQ Figure \* ARABIC </w:instrText>
+      </w:r>
+      <w:r>
+        <w:rPr>
+          <w:b/>
+          <w:color w:val="auto"/>
+          <w:sz w:val="22"/>
+          <w:szCs w:val="24"/>
+          <w:lang w:val="en-GB"/>
+        </w:rPr>
+        <w:fldChar w:fldCharType="separate"/>
+      </w:r>
+      <w:r>
+        <w:rPr>
+          <w:b/>
+          <w:noProof/>
+          <w:color w:val="auto"/>
+          <w:sz w:val="22"/>
+          <w:szCs w:val="24"/>
+          <w:lang w:val="en-GB"/>
+        </w:rPr>
+        <w:t>1</w:t>
+      </w:r>
+      <w:r>
+        <w:rPr>
+          <w:color w:val="auto"/>
+          <w:sz w:val="22"/>
+          <w:szCs w:val="24"/>
+        </w:rPr>
+        <w:fldChar w:fldCharType="end"/>
+      </w:r>
+      <w:bookmarkEnd w:id="10"/>
+      <w:r>
+        <w:rPr>
+          <w:b/>
+          <w:color w:val="auto"/>
+          <w:sz w:val="22"/>
+          <w:szCs w:val="24"/>
+          <w:lang w:val="en-GB"/>
+        </w:rPr>
+        <w:t xml:space="preserve">. </w:t>
+      </w:r>
+      <w:r>
+        <w:rPr>
+          <w:b/>
+          <w:color w:val="auto"/>
+          <w:sz w:val="22"/>
+          <w:szCs w:val="24"/>
+          <w:lang w:val="en-GB"/>
+        </w:rPr>
+        <w:t xml:space="preserve">Example </w:t>
+      </w:r>
+      <w:commentRangeEnd w:id="11"/>
+      <w:r>
+        <w:rPr>
+          <w:rStyle w:val="CommentReference"/>
+          <w:b/>
+          <w:color w:val="auto"/>
+          <w:sz w:val="22"/>
+          <w:szCs w:val="24"/>
+          <w:lang w:val="en-GB"/>
+        </w:rPr>
+        <w:commentReference w:id="11"/>
+      </w:r>
+      <w:r>
+        <w:rPr>
+          <w:b/>
+          <w:color w:val="auto"/>
+          <w:sz w:val="22"/>
+          <w:szCs w:val="24"/>
+          <w:lang w:val="en-GB"/>
+        </w:rPr>
+        <w:t>stimuli from Experiment 1.</w:t>
+      </w:r>
     </w:p>
     <w:p>
       <w:pPr>
@@ -1700,59 +1848,48 @@
           <w:szCs w:val="24"/>
         </w:rPr>
       </w:pPr>
-      <w:bookmarkStart w:id="10" w:name="_Ref68701532"/>
-      <w:bookmarkStart w:id="11" w:name="_Toc109469368"/>
-      <w:commentRangeStart w:id="12"/>
-      <w:r>
-        <w:rPr>
-          <w:b/>
+      <w:bookmarkStart w:id="12" w:name="_Toc109469368"/>
+      <w:r>
+        <w:rPr>
+          <w:i/>
+          <w:iCs/>
           <w:color w:val="auto"/>
           <w:sz w:val="22"/>
           <w:szCs w:val="24"/>
-          <w:lang w:val="en-GB"/>
-        </w:rPr>
-        <w:t xml:space="preserve">Figure </w:t>
-      </w:r>
-      <w:r>
-        <w:rPr>
-          <w:b/>
+        </w:rPr>
+        <w:t xml:space="preserve">Note. </w:t>
+      </w:r>
+      <w:r>
+        <w:rPr>
           <w:color w:val="auto"/>
           <w:sz w:val="22"/>
           <w:szCs w:val="24"/>
-          <w:lang w:val="en-GB"/>
-        </w:rPr>
-        <w:fldChar w:fldCharType="begin"/>
-      </w:r>
-      <w:r>
-        <w:rPr>
-          <w:b/>
+        </w:rPr>
+        <w:t xml:space="preserve">The longer </w:t>
+      </w:r>
+      <w:r>
+        <w:rPr>
           <w:color w:val="auto"/>
           <w:sz w:val="22"/>
           <w:szCs w:val="24"/>
-          <w:lang w:val="en-GB"/>
-        </w:rPr>
-        <w:instrText xml:space="preserve"> SEQ Figure \* ARABIC </w:instrText>
-      </w:r>
-      <w:r>
-        <w:rPr>
-          <w:b/>
+        </w:rPr>
+        <w:t>a figure’s note/</w:t>
+      </w:r>
+      <w:r>
+        <w:rPr>
           <w:color w:val="auto"/>
           <w:sz w:val="22"/>
           <w:szCs w:val="24"/>
-          <w:lang w:val="en-GB"/>
-        </w:rPr>
-        <w:fldChar w:fldCharType="separate"/>
-      </w:r>
-      <w:r>
-        <w:rPr>
-          <w:b/>
-          <w:noProof/>
+        </w:rPr>
+        <w:t>caption, the better</w:t>
+      </w:r>
+      <w:r>
+        <w:rPr>
           <w:color w:val="auto"/>
           <w:sz w:val="22"/>
           <w:szCs w:val="24"/>
-          <w:lang w:val="en-GB"/>
-        </w:rPr>
-        <w:t>1</w:t>
+        </w:rPr>
+        <w:t>, in my view</w:t>
       </w:r>
       <w:r>
         <w:rPr>
@@ -1760,71 +1897,9 @@
           <w:sz w:val="22"/>
           <w:szCs w:val="24"/>
         </w:rPr>
-        <w:fldChar w:fldCharType="end"/>
-      </w:r>
-      <w:bookmarkEnd w:id="10"/>
-      <w:r>
-        <w:rPr>
-          <w:b/>
-          <w:color w:val="auto"/>
-          <w:sz w:val="22"/>
-          <w:szCs w:val="24"/>
-          <w:lang w:val="en-GB"/>
-        </w:rPr>
-        <w:t xml:space="preserve">. </w:t>
-      </w:r>
-      <w:r>
-        <w:rPr>
-          <w:b/>
-          <w:color w:val="auto"/>
-          <w:sz w:val="22"/>
-          <w:szCs w:val="24"/>
-          <w:lang w:val="en-GB"/>
-        </w:rPr>
-        <w:t xml:space="preserve">Example </w:t>
-      </w:r>
-      <w:commentRangeEnd w:id="12"/>
-      <w:r>
-        <w:rPr>
-          <w:rStyle w:val="CommentReference"/>
-        </w:rPr>
-        <w:commentReference w:id="12"/>
-      </w:r>
-      <w:r>
-        <w:rPr>
-          <w:b/>
-          <w:color w:val="auto"/>
-          <w:sz w:val="22"/>
-          <w:szCs w:val="24"/>
-          <w:lang w:val="en-GB"/>
-        </w:rPr>
-        <w:t xml:space="preserve">stimuli from Experiment 1. </w:t>
-      </w:r>
-      <w:r>
-        <w:rPr>
-          <w:color w:val="auto"/>
-          <w:sz w:val="22"/>
-          <w:szCs w:val="24"/>
-        </w:rPr>
-        <w:t xml:space="preserve">Captions have a title in bold, followed by further details. </w:t>
-      </w:r>
-      <w:r>
-        <w:rPr>
-          <w:color w:val="auto"/>
-          <w:sz w:val="22"/>
-          <w:szCs w:val="24"/>
-        </w:rPr>
-        <w:t xml:space="preserve">Figure captions go below the figure. </w:t>
-      </w:r>
-      <w:r>
-        <w:rPr>
-          <w:color w:val="auto"/>
-          <w:sz w:val="22"/>
-          <w:szCs w:val="24"/>
-        </w:rPr>
-        <w:t>The longer the caption, the better. Ideally, readers should be able to understand the study design and outcomes by scanning the figures and captions alone. Also make sure to explain all details seen in the figure, such as color coding, line types, etc.</w:t>
-      </w:r>
-      <w:bookmarkEnd w:id="11"/>
+        <w:t>. Ideally, readers should be able to understand the study design and outcomes by scanning the figures and captions alone. Also make sure to explain all details seen in the figure, such as color coding, line types, etc.</w:t>
+      </w:r>
+      <w:bookmarkEnd w:id="12"/>
     </w:p>
     <w:p>
       <w:pPr>
@@ -2072,51 +2147,6 @@
           <w:szCs w:val="22"/>
         </w:rPr>
         <w:t>.</w:t>
-      </w:r>
-      <w:r>
-        <w:rPr>
-          <w:iCs/>
-          <w:color w:val="auto"/>
-          <w:sz w:val="22"/>
-          <w:szCs w:val="22"/>
-        </w:rPr>
-        <w:t xml:space="preserve"> </w:t>
-      </w:r>
-      <w:r>
-        <w:rPr>
-          <w:iCs/>
-          <w:color w:val="auto"/>
-          <w:sz w:val="22"/>
-          <w:szCs w:val="22"/>
-        </w:rPr>
-        <w:t xml:space="preserve">Table captions also have a title in bold followed by more details. Table captions go above the table itself. Tables themselves are center-aligned following APA guidelines. There are no visible boundaries, except for a horizontal line between header and first row, and below the last row. </w:t>
-      </w:r>
-      <w:r>
-        <w:rPr>
-          <w:iCs/>
-          <w:color w:val="auto"/>
-          <w:sz w:val="22"/>
-          <w:szCs w:val="22"/>
-        </w:rPr>
-        <w:t xml:space="preserve">Number the rows if you need to refer to individual rows in the text. </w:t>
-      </w:r>
-      <w:r>
-        <w:rPr>
-          <w:iCs/>
-          <w:color w:val="auto"/>
-          <w:sz w:val="22"/>
-          <w:szCs w:val="22"/>
-        </w:rPr>
-        <w:t xml:space="preserve">Write out abbreviations in full. </w:t>
-      </w:r>
-      <w:r>
-        <w:rPr>
-          <w:iCs/>
-          <w:color w:val="auto"/>
-          <w:sz w:val="22"/>
-          <w:szCs w:val="22"/>
-        </w:rPr>
-        <w:t>TSR = Token Sort Ratio.</w:t>
       </w:r>
     </w:p>
     <w:tbl>
@@ -2612,6 +2642,46 @@
         <w:spacing w:line="480" w:lineRule="auto"/>
         <w:jc w:val="both"/>
         <w:rPr>
+          <w:iCs/>
+          <w:color w:val="auto"/>
+          <w:sz w:val="22"/>
+          <w:szCs w:val="22"/>
+        </w:rPr>
+      </w:pPr>
+      <w:r>
+        <w:rPr>
+          <w:i/>
+          <w:iCs/>
+          <w:color w:val="auto"/>
+          <w:sz w:val="24"/>
+          <w:szCs w:val="24"/>
+        </w:rPr>
+        <w:t xml:space="preserve">Note. </w:t>
+      </w:r>
+      <w:r>
+        <w:rPr>
+          <w:iCs/>
+          <w:color w:val="auto"/>
+          <w:sz w:val="22"/>
+          <w:szCs w:val="22"/>
+        </w:rPr>
+        <w:t xml:space="preserve">Tables are center-aligned following APA guidelines. There are no visible boundaries, except for a horizontal line between header and first row, and below the last row. Number the rows if you need to refer to individual rows in the text. Write out abbreviations in full. </w:t>
+      </w:r>
+      <w:r>
+        <w:rPr>
+          <w:iCs/>
+          <w:color w:val="auto"/>
+          <w:sz w:val="22"/>
+          <w:szCs w:val="22"/>
+        </w:rPr>
+        <w:t>TSR = Token Sort Ratio.</w:t>
+      </w:r>
+    </w:p>
+    <w:p>
+      <w:pPr>
+        <w:spacing w:line="480" w:lineRule="auto"/>
+        <w:jc w:val="both"/>
+        <w:rPr>
           <w:color w:val="auto"/>
           <w:sz w:val="24"/>
           <w:szCs w:val="24"/>
@@ -2639,7 +2709,6 @@
           <w:sz w:val="24"/>
           <w:szCs w:val="24"/>
         </w:rPr>
-        <w:lastRenderedPageBreak/>
         <w:t>Procedure</w:t>
       </w:r>
     </w:p>
@@ -2894,33 +2963,6 @@
           <w:szCs w:val="22"/>
         </w:rPr>
         <w:t>.</w:t>
-      </w:r>
-      <w:r>
-        <w:rPr>
-          <w:iCs/>
-          <w:color w:val="auto"/>
-          <w:sz w:val="22"/>
-          <w:szCs w:val="22"/>
-        </w:rPr>
-        <w:t xml:space="preserve"> </w:t>
-      </w:r>
-      <w:r>
-        <w:rPr>
-          <w:iCs/>
-          <w:color w:val="auto"/>
-          <w:sz w:val="22"/>
-          <w:szCs w:val="22"/>
-        </w:rPr>
-        <w:t xml:space="preserve">Table captions also have a title in bold followed by more details. Table captions go above the table itself. Tables themselves are center-aligned following APA guidelines. There are no visible boundaries, except for a horizontal line between header and first row, and below the last row. Number the rows if you need to refer to individual rows in the text. Write out abbreviations in full. </w:t>
-      </w:r>
-      <w:r>
-        <w:rPr>
-          <w:iCs/>
-          <w:color w:val="auto"/>
-          <w:sz w:val="22"/>
-          <w:szCs w:val="22"/>
-        </w:rPr>
-        <w:t>TSR = Token Sort Ratio.</w:t>
       </w:r>
     </w:p>
     <w:tbl>
@@ -3421,6 +3463,34 @@
           <w:szCs w:val="24"/>
         </w:rPr>
       </w:pPr>
+      <w:r>
+        <w:rPr>
+          <w:i/>
+          <w:iCs/>
+          <w:color w:val="000000" w:themeColor="text1"/>
+          <w:sz w:val="24"/>
+          <w:szCs w:val="24"/>
+        </w:rPr>
+        <w:t xml:space="preserve">Note. </w:t>
+      </w:r>
+      <w:r>
+        <w:rPr>
+          <w:iCs/>
+          <w:color w:val="auto"/>
+          <w:sz w:val="22"/>
+          <w:szCs w:val="22"/>
+        </w:rPr>
+        <w:t xml:space="preserve">Tables are center-aligned following APA guidelines. There are no visible boundaries, except for a horizontal line between header and first row, and below the last row. Number the rows if you need to refer to individual rows in the text. Write out abbreviations in full. </w:t>
+      </w:r>
+      <w:r>
+        <w:rPr>
+          <w:iCs/>
+          <w:color w:val="auto"/>
+          <w:sz w:val="22"/>
+          <w:szCs w:val="22"/>
+        </w:rPr>
+        <w:t>TSR = Token Sort Ratio.</w:t>
+      </w:r>
     </w:p>
     <w:p>
       <w:pPr>
@@ -3691,6 +3761,7 @@
     <w:p>
       <w:pPr>
         <w:spacing w:line="480" w:lineRule="auto"/>
+        <w:ind w:firstLine="238"/>
         <w:jc w:val="both"/>
         <w:rPr>
           <w:color w:val="auto"/>
@@ -3698,6 +3769,109 @@
           <w:szCs w:val="24"/>
         </w:rPr>
       </w:pPr>
+    </w:p>
+    <w:p>
+      <w:pPr>
+        <w:spacing w:line="480" w:lineRule="auto"/>
+        <w:jc w:val="both"/>
+        <w:rPr>
+          <w:color w:val="auto"/>
+          <w:sz w:val="24"/>
+          <w:szCs w:val="24"/>
+        </w:rPr>
+      </w:pPr>
+      <w:bookmarkStart w:id="15" w:name="_Ref516054711"/>
+      <w:bookmarkStart w:id="16" w:name="_Toc516054616"/>
+      <w:r>
+        <w:rPr>
+          <w:b/>
+          <w:color w:val="auto"/>
+          <w:sz w:val="22"/>
+          <w:szCs w:val="24"/>
+          <w:lang w:val="en-GB"/>
+        </w:rPr>
+        <w:t xml:space="preserve">Figure </w:t>
+      </w:r>
+      <w:r>
+        <w:rPr>
+          <w:b/>
+          <w:color w:val="auto"/>
+          <w:sz w:val="22"/>
+          <w:szCs w:val="24"/>
+          <w:lang w:val="en-GB"/>
+        </w:rPr>
+        <w:fldChar w:fldCharType="begin"/>
+      </w:r>
+      <w:r>
+        <w:rPr>
+          <w:b/>
+          <w:color w:val="auto"/>
+          <w:sz w:val="22"/>
+          <w:szCs w:val="24"/>
+          <w:lang w:val="en-GB"/>
+        </w:rPr>
+        <w:instrText xml:space="preserve"> SEQ Figure \* ARABIC </w:instrText>
+      </w:r>
+      <w:r>
+        <w:rPr>
+          <w:b/>
+          <w:color w:val="auto"/>
+          <w:sz w:val="22"/>
+          <w:szCs w:val="24"/>
+          <w:lang w:val="en-GB"/>
+        </w:rPr>
+        <w:fldChar w:fldCharType="separate"/>
+      </w:r>
+      <w:r>
+        <w:rPr>
+          <w:b/>
+          <w:noProof/>
+          <w:color w:val="auto"/>
+          <w:sz w:val="22"/>
+          <w:szCs w:val="24"/>
+          <w:lang w:val="en-GB"/>
+        </w:rPr>
+        <w:t>2</w:t>
+      </w:r>
+      <w:r>
+        <w:rPr>
+          <w:color w:val="auto"/>
+          <w:sz w:val="22"/>
+          <w:szCs w:val="24"/>
+        </w:rPr>
+        <w:fldChar w:fldCharType="end"/>
+      </w:r>
+      <w:bookmarkEnd w:id="15"/>
+      <w:r>
+        <w:rPr>
+          <w:b/>
+          <w:color w:val="auto"/>
+          <w:sz w:val="22"/>
+          <w:szCs w:val="24"/>
+          <w:lang w:val="en-GB"/>
+        </w:rPr>
+        <w:t xml:space="preserve">. </w:t>
+      </w:r>
+      <w:bookmarkEnd w:id="16"/>
+      <w:r>
+        <w:rPr>
+          <w:b/>
+          <w:color w:val="auto"/>
+          <w:sz w:val="22"/>
+          <w:szCs w:val="24"/>
+          <w:lang w:val="en-GB"/>
+        </w:rPr>
+        <w:t>My factor of interest, manipulated in Experiment 1, influences speech perception</w:t>
+      </w:r>
+      <w:r>
+        <w:rPr>
+          <w:b/>
+          <w:color w:val="auto"/>
+          <w:sz w:val="22"/>
+          <w:szCs w:val="24"/>
+        </w:rPr>
+        <w:t>.</w:t>
+      </w:r>
     </w:p>
     <w:p>
       <w:pPr>
@@ -3770,7 +3944,6 @@
     <w:p>
       <w:pPr>
         <w:spacing w:line="480" w:lineRule="auto"/>
-        <w:ind w:firstLine="238"/>
         <w:jc w:val="both"/>
         <w:rPr>
           <w:i/>
@@ -3779,60 +3952,49 @@
           <w:szCs w:val="24"/>
         </w:rPr>
       </w:pPr>
-      <w:bookmarkStart w:id="15" w:name="_Ref516054711"/>
-      <w:bookmarkStart w:id="16" w:name="_Toc516054616"/>
       <w:bookmarkStart w:id="17" w:name="_Toc34056606"/>
       <w:bookmarkStart w:id="18" w:name="_Toc109469369"/>
       <w:r>
         <w:rPr>
-          <w:b/>
+          <w:i/>
+          <w:iCs/>
           <w:color w:val="auto"/>
           <w:sz w:val="22"/>
           <w:szCs w:val="24"/>
-          <w:lang w:val="en-GB"/>
-        </w:rPr>
-        <w:t xml:space="preserve">Figure </w:t>
-      </w:r>
-      <w:r>
-        <w:rPr>
-          <w:b/>
+        </w:rPr>
+        <w:t xml:space="preserve">Note. </w:t>
+      </w:r>
+      <w:r>
+        <w:rPr>
           <w:color w:val="auto"/>
           <w:sz w:val="22"/>
           <w:szCs w:val="24"/>
-          <w:lang w:val="en-GB"/>
-        </w:rPr>
-        <w:fldChar w:fldCharType="begin"/>
-      </w:r>
-      <w:r>
-        <w:rPr>
-          <w:b/>
+        </w:rPr>
+        <w:t xml:space="preserve">The figure </w:t>
+      </w:r>
+      <w:r>
+        <w:rPr>
           <w:color w:val="auto"/>
           <w:sz w:val="22"/>
           <w:szCs w:val="24"/>
-          <w:lang w:val="en-GB"/>
-        </w:rPr>
-        <w:instrText xml:space="preserve"> SEQ Figure \* ARABIC </w:instrText>
-      </w:r>
-      <w:r>
-        <w:rPr>
-          <w:b/>
+        </w:rPr>
+        <w:t xml:space="preserve">title </w:t>
+      </w:r>
+      <w:r>
+        <w:rPr>
           <w:color w:val="auto"/>
           <w:sz w:val="22"/>
           <w:szCs w:val="24"/>
-          <w:lang w:val="en-GB"/>
-        </w:rPr>
-        <w:fldChar w:fldCharType="separate"/>
-      </w:r>
-      <w:r>
-        <w:rPr>
-          <w:b/>
-          <w:noProof/>
+        </w:rPr>
+        <w:t xml:space="preserve">ideally </w:t>
+      </w:r>
+      <w:r>
+        <w:rPr>
           <w:color w:val="auto"/>
           <w:sz w:val="22"/>
           <w:szCs w:val="24"/>
-          <w:lang w:val="en-GB"/>
-        </w:rPr>
-        <w:t>2</w:t>
+        </w:rPr>
+        <w:t xml:space="preserve">forms a full sentence with a verb, describing the main outcome. Also include </w:t>
       </w:r>
       <w:r>
         <w:rPr>
@@ -3840,38 +4002,31 @@
           <w:sz w:val="22"/>
           <w:szCs w:val="24"/>
         </w:rPr>
-        <w:fldChar w:fldCharType="end"/>
-      </w:r>
-      <w:bookmarkEnd w:id="15"/>
-      <w:r>
-        <w:rPr>
-          <w:b/>
+        <w:t xml:space="preserve">in the title </w:t>
+      </w:r>
+      <w:r>
+        <w:rPr>
           <w:color w:val="auto"/>
           <w:sz w:val="22"/>
           <w:szCs w:val="24"/>
-          <w:lang w:val="en-GB"/>
-        </w:rPr>
-        <w:t xml:space="preserve">. </w:t>
-      </w:r>
-      <w:bookmarkEnd w:id="16"/>
-      <w:r>
-        <w:rPr>
-          <w:b/>
+        </w:rPr>
+        <w:t xml:space="preserve">which experiment this figure belongs to, for readers who lost track of which figure went with which experiment. </w:t>
+      </w:r>
+      <w:r>
+        <w:rPr>
           <w:color w:val="auto"/>
           <w:sz w:val="22"/>
           <w:szCs w:val="24"/>
-          <w:lang w:val="en-GB"/>
-        </w:rPr>
-        <w:t>My factor of interest, manipulated in Experiment 1, influences speech perception</w:t>
-      </w:r>
-      <w:r>
-        <w:rPr>
-          <w:b/>
+        </w:rPr>
+        <w:t>The note, below the figure, should give r</w:t>
+      </w:r>
+      <w:r>
+        <w:rPr>
           <w:color w:val="auto"/>
           <w:sz w:val="22"/>
           <w:szCs w:val="24"/>
         </w:rPr>
-        <w:t>.</w:t>
+        <w:t xml:space="preserve">eaders </w:t>
       </w:r>
       <w:r>
         <w:rPr>
@@ -3879,7 +4034,47 @@
           <w:sz w:val="22"/>
           <w:szCs w:val="24"/>
         </w:rPr>
-        <w:t xml:space="preserve"> Use a caption title that forms a full sentence with a verb, describing the main outcome. Also include which experiment this figure belongs to, for readers who lost track of which figure went with which experiment. Ideally, readers should be able to understand the study design and outcomes by scanning the figures and captions alone. Include descriptive statements to take readers by the hand, such as “Condition 1 (blue) showed a higher proportion of /s/ responses (red) compared to Condition 2, suggesting that my factor of interest biased perception towards /s/”</w:t>
+        <w:t xml:space="preserve">all the information </w:t>
+      </w:r>
+      <w:r>
+        <w:rPr>
+          <w:color w:val="auto"/>
+          <w:sz w:val="22"/>
+          <w:szCs w:val="24"/>
+        </w:rPr>
+        <w:t>to understand the study design and outcomes</w:t>
+      </w:r>
+      <w:r>
+        <w:rPr>
+          <w:color w:val="auto"/>
+          <w:sz w:val="22"/>
+          <w:szCs w:val="24"/>
+        </w:rPr>
+        <w:t>: a long caption</w:t>
+      </w:r>
+      <w:r>
+        <w:rPr>
+          <w:color w:val="auto"/>
+          <w:sz w:val="22"/>
+          <w:szCs w:val="24"/>
+        </w:rPr>
+        <w:t xml:space="preserve">. Include </w:t>
+      </w:r>
+      <w:r>
+        <w:rPr>
+          <w:color w:val="auto"/>
+          <w:sz w:val="22"/>
+          <w:szCs w:val="24"/>
+        </w:rPr>
+        <w:t>important take-away messages</w:t>
+      </w:r>
+      <w:r>
+        <w:rPr>
+          <w:color w:val="auto"/>
+          <w:sz w:val="22"/>
+          <w:szCs w:val="24"/>
+        </w:rPr>
+        <w:t xml:space="preserve"> to take readers by the hand, such as “Condition 1 (blue) showed a higher proportion of /s/ responses (red) compared to Condition 2, suggesting that my factor of interest biased perception towards /s/”</w:t>
       </w:r>
       <w:r>
         <w:rPr>
@@ -4061,61 +4256,60 @@
           <w:sz w:val="24"/>
           <w:szCs w:val="24"/>
         </w:rPr>
-        <w:t xml:space="preserve">(GLMM; Quené &amp; </w:t>
-      </w:r>
-      <w:r>
-        <w:rPr>
-          <w:sz w:val="24"/>
-          <w:szCs w:val="24"/>
+        <w:t>(GLMM; Quené &amp; Van den Bergh, 2008)</w:t>
+      </w:r>
+      <w:r>
+        <w:rPr>
+          <w:color w:val="auto"/>
+          <w:sz w:val="24"/>
+          <w:szCs w:val="24"/>
+        </w:rPr>
+        <w:fldChar w:fldCharType="end"/>
+      </w:r>
+      <w:r>
+        <w:rPr>
+          <w:color w:val="auto"/>
+          <w:sz w:val="24"/>
+          <w:szCs w:val="24"/>
+        </w:rPr>
+        <w:t xml:space="preserve"> with a logistic linking function as implemented in the lme4 library </w:t>
+      </w:r>
+      <w:r>
+        <w:rPr>
+          <w:color w:val="auto"/>
+          <w:sz w:val="24"/>
+          <w:szCs w:val="24"/>
+        </w:rPr>
+        <w:fldChar w:fldCharType="begin"/>
+      </w:r>
+      <w:r>
+        <w:rPr>
+          <w:color w:val="auto"/>
+          <w:sz w:val="24"/>
+          <w:szCs w:val="24"/>
+        </w:rPr>
+        <w:instrText xml:space="preserve"> ADDIN ZOTERO_ITEM CSL_CITATION {"citationID":"8f1Z9tdP","properties":{"formattedCitation":"(version 1.1-30; Bates et al., 2015)","plainCitation":"(version 1.1-30; Bates et al., 2015)","noteIndex":0},"citationItems":[{"id":249,"uris":["http://zotero.org/users/4895952/items/VDS8QZZR"],"itemData":{"id":249,"type":"article-journal","container-title":"Journal of Statistical Software","DOI":"doi:10.18637/jss.v067.i01","page":"1-48","title":"Fitting linear mixed-effects models using lme4","volume":"67","author":[{"family":"Bates","given":"Douglas"},{"family":"Maechler","given":"Martin"},{"family":"Bolker","given":"Ben"},{"family":"Walker","given":"Steve"}],"issued":{"date-parts":[["2015"]]}},"prefix":"version 1.1-30;"}],"schema":"https://github.com/citation-style-language/schema/raw/master/csl-citation.json"} </w:instrText>
+      </w:r>
+      <w:r>
+        <w:rPr>
+          <w:color w:val="auto"/>
+          <w:sz w:val="24"/>
+          <w:szCs w:val="24"/>
+        </w:rPr>
+        <w:fldChar w:fldCharType="separate"/>
+      </w:r>
+      <w:r>
+        <w:rPr>
+          <w:sz w:val="24"/>
+        </w:rPr>
+        <w:t xml:space="preserve">(version </w:t>
+      </w:r>
+      <w:r>
+        <w:rPr>
+          <w:sz w:val="24"/>
         </w:rPr>
         <w:lastRenderedPageBreak/>
-        <w:t>Van den Bergh, 2008)</w:t>
-      </w:r>
-      <w:r>
-        <w:rPr>
-          <w:color w:val="auto"/>
-          <w:sz w:val="24"/>
-          <w:szCs w:val="24"/>
-        </w:rPr>
-        <w:fldChar w:fldCharType="end"/>
-      </w:r>
-      <w:r>
-        <w:rPr>
-          <w:color w:val="auto"/>
-          <w:sz w:val="24"/>
-          <w:szCs w:val="24"/>
-        </w:rPr>
-        <w:t xml:space="preserve"> with a logistic linking function as implemented in the lme4 library </w:t>
-      </w:r>
-      <w:r>
-        <w:rPr>
-          <w:color w:val="auto"/>
-          <w:sz w:val="24"/>
-          <w:szCs w:val="24"/>
-        </w:rPr>
-        <w:fldChar w:fldCharType="begin"/>
-      </w:r>
-      <w:r>
-        <w:rPr>
-          <w:color w:val="auto"/>
-          <w:sz w:val="24"/>
-          <w:szCs w:val="24"/>
-        </w:rPr>
-        <w:instrText xml:space="preserve"> ADDIN ZOTERO_ITEM CSL_CITATION {"citationID":"8f1Z9tdP","properties":{"formattedCitation":"(version 1.1-30; Bates et al., 2015)","plainCitation":"(version 1.1-30; Bates et al., 2015)","noteIndex":0},"citationItems":[{"id":249,"uris":["http://zotero.org/users/4895952/items/VDS8QZZR"],"itemData":{"id":249,"type":"article-journal","container-title":"Journal of Statistical Software","DOI":"doi:10.18637/jss.v067.i01","page":"1-48","title":"Fitting linear mixed-effects models using lme4","volume":"67","author":[{"family":"Bates","given":"Douglas"},{"family":"Maechler","given":"Martin"},{"family":"Bolker","given":"Ben"},{"family":"Walker","given":"Steve"}],"issued":{"date-parts":[["2015"]]}},"prefix":"version 1.1-30;"}],"schema":"https://github.com/citation-style-language/schema/raw/master/csl-citation.json"} </w:instrText>
-      </w:r>
-      <w:r>
-        <w:rPr>
-          <w:color w:val="auto"/>
-          <w:sz w:val="24"/>
-          <w:szCs w:val="24"/>
-        </w:rPr>
-        <w:fldChar w:fldCharType="separate"/>
-      </w:r>
-      <w:r>
-        <w:rPr>
-          <w:sz w:val="24"/>
-        </w:rPr>
-        <w:t>(version 1.1-30; Bates et al., 2015)</w:t>
+        <w:t>1.1-30; Bates et al., 2015)</w:t>
       </w:r>
       <w:r>
         <w:rPr>
@@ -4877,7 +5071,6 @@
           <w:sz w:val="24"/>
           <w:szCs w:val="24"/>
         </w:rPr>
-        <w:lastRenderedPageBreak/>
         <w:t>Method</w:t>
       </w:r>
     </w:p>
@@ -4975,7 +5168,16 @@
           <w:sz w:val="24"/>
           <w:szCs w:val="24"/>
         </w:rPr>
-        <w:t># males; mean age = #</w:t>
+        <w:t xml:space="preserve"># males; </w:t>
+      </w:r>
+      <w:r>
+        <w:rPr>
+          <w:color w:val="auto"/>
+          <w:sz w:val="24"/>
+          <w:szCs w:val="24"/>
+        </w:rPr>
+        <w:lastRenderedPageBreak/>
+        <w:t>mean age = #</w:t>
       </w:r>
       <w:r>
         <w:rPr>
@@ -5410,6 +5612,7 @@
     <w:p>
       <w:pPr>
         <w:spacing w:line="480" w:lineRule="auto"/>
+        <w:ind w:firstLine="238"/>
         <w:jc w:val="both"/>
         <w:rPr>
           <w:color w:val="auto"/>
@@ -5417,6 +5620,116 @@
           <w:szCs w:val="24"/>
         </w:rPr>
       </w:pPr>
+    </w:p>
+    <w:p>
+      <w:pPr>
+        <w:spacing w:line="480" w:lineRule="auto"/>
+        <w:jc w:val="both"/>
+        <w:rPr>
+          <w:color w:val="auto"/>
+          <w:sz w:val="24"/>
+          <w:szCs w:val="24"/>
+        </w:rPr>
+      </w:pPr>
+      <w:bookmarkStart w:id="19" w:name="_Ref38276318"/>
+      <w:r>
+        <w:rPr>
+          <w:b/>
+          <w:color w:val="auto"/>
+          <w:sz w:val="22"/>
+          <w:szCs w:val="24"/>
+          <w:lang w:val="en-GB"/>
+        </w:rPr>
+        <w:t xml:space="preserve">Figure </w:t>
+      </w:r>
+      <w:r>
+        <w:rPr>
+          <w:b/>
+          <w:color w:val="auto"/>
+          <w:sz w:val="22"/>
+          <w:szCs w:val="24"/>
+          <w:lang w:val="en-GB"/>
+        </w:rPr>
+        <w:fldChar w:fldCharType="begin"/>
+      </w:r>
+      <w:r>
+        <w:rPr>
+          <w:b/>
+          <w:color w:val="auto"/>
+          <w:sz w:val="22"/>
+          <w:szCs w:val="24"/>
+          <w:lang w:val="en-GB"/>
+        </w:rPr>
+        <w:instrText xml:space="preserve"> SEQ Figure \* ARABIC </w:instrText>
+      </w:r>
+      <w:r>
+        <w:rPr>
+          <w:b/>
+          <w:color w:val="auto"/>
+          <w:sz w:val="22"/>
+          <w:szCs w:val="24"/>
+          <w:lang w:val="en-GB"/>
+        </w:rPr>
+        <w:fldChar w:fldCharType="separate"/>
+      </w:r>
+      <w:r>
+        <w:rPr>
+          <w:b/>
+          <w:noProof/>
+          <w:color w:val="auto"/>
+          <w:sz w:val="22"/>
+          <w:szCs w:val="24"/>
+          <w:lang w:val="en-GB"/>
+        </w:rPr>
+        <w:t>3</w:t>
+      </w:r>
+      <w:r>
+        <w:rPr>
+          <w:color w:val="auto"/>
+          <w:sz w:val="22"/>
+          <w:szCs w:val="24"/>
+        </w:rPr>
+        <w:fldChar w:fldCharType="end"/>
+      </w:r>
+      <w:bookmarkEnd w:id="19"/>
+      <w:r>
+        <w:rPr>
+          <w:b/>
+          <w:color w:val="auto"/>
+          <w:sz w:val="22"/>
+          <w:szCs w:val="24"/>
+          <w:lang w:val="en-GB"/>
+        </w:rPr>
+        <w:t xml:space="preserve">. </w:t>
+      </w:r>
+      <w:r>
+        <w:rPr>
+          <w:b/>
+          <w:color w:val="auto"/>
+          <w:sz w:val="22"/>
+          <w:szCs w:val="24"/>
+        </w:rPr>
+        <w:t xml:space="preserve">Another </w:t>
+      </w:r>
+      <w:r>
+        <w:rPr>
+          <w:b/>
+          <w:color w:val="auto"/>
+          <w:sz w:val="22"/>
+          <w:szCs w:val="24"/>
+          <w:lang w:val="en-GB"/>
+        </w:rPr>
+        <w:t>factor of interest, manipulated in Experiment 2, influences speech perception</w:t>
+      </w:r>
+      <w:r>
+        <w:rPr>
+          <w:b/>
+          <w:color w:val="auto"/>
+          <w:sz w:val="22"/>
+          <w:szCs w:val="24"/>
+        </w:rPr>
+        <w:t>.</w:t>
+      </w:r>
     </w:p>
     <w:p>
       <w:pPr>
@@ -5436,7 +5749,6 @@
           <w:sz w:val="24"/>
           <w:szCs w:val="24"/>
         </w:rPr>
-        <w:lastRenderedPageBreak/>
         <w:drawing>
           <wp:inline distT="0" distB="0" distL="0" distR="0" wp14:anchorId="508F23B8" wp14:editId="1E5A396A">
             <wp:extent cx="3206750" cy="3202834"/>
@@ -5499,58 +5811,48 @@
           <w:szCs w:val="24"/>
         </w:rPr>
       </w:pPr>
-      <w:bookmarkStart w:id="19" w:name="_Ref38276318"/>
       <w:bookmarkStart w:id="20" w:name="_Toc109469370"/>
       <w:r>
         <w:rPr>
-          <w:b/>
+          <w:i/>
+          <w:iCs/>
           <w:color w:val="auto"/>
           <w:sz w:val="22"/>
           <w:szCs w:val="24"/>
-          <w:lang w:val="en-GB"/>
-        </w:rPr>
-        <w:t xml:space="preserve">Figure </w:t>
-      </w:r>
-      <w:r>
-        <w:rPr>
-          <w:b/>
+        </w:rPr>
+        <w:t>Note.</w:t>
+      </w:r>
+      <w:r>
+        <w:rPr>
           <w:color w:val="auto"/>
           <w:sz w:val="22"/>
           <w:szCs w:val="24"/>
-          <w:lang w:val="en-GB"/>
-        </w:rPr>
-        <w:fldChar w:fldCharType="begin"/>
-      </w:r>
-      <w:r>
-        <w:rPr>
-          <w:b/>
+        </w:rPr>
+        <w:t xml:space="preserve"> I</w:t>
+      </w:r>
+      <w:r>
+        <w:rPr>
           <w:color w:val="auto"/>
           <w:sz w:val="22"/>
           <w:szCs w:val="24"/>
-          <w:lang w:val="en-GB"/>
-        </w:rPr>
-        <w:instrText xml:space="preserve"> SEQ Figure \* ARABIC </w:instrText>
-      </w:r>
-      <w:r>
-        <w:rPr>
-          <w:b/>
+        </w:rPr>
+        <w:t>nclude all details about the figure</w:t>
+      </w:r>
+      <w:r>
+        <w:rPr>
           <w:color w:val="auto"/>
           <w:sz w:val="22"/>
           <w:szCs w:val="24"/>
-          <w:lang w:val="en-GB"/>
-        </w:rPr>
-        <w:fldChar w:fldCharType="separate"/>
-      </w:r>
-      <w:r>
-        <w:rPr>
-          <w:b/>
-          <w:noProof/>
+        </w:rPr>
+        <w:t>,</w:t>
+      </w:r>
+      <w:r>
+        <w:rPr>
           <w:color w:val="auto"/>
           <w:sz w:val="22"/>
           <w:szCs w:val="24"/>
-          <w:lang w:val="en-GB"/>
-        </w:rPr>
-        <w:t>3</w:t>
+        </w:rPr>
+        <w:t xml:space="preserve"> and its </w:t>
       </w:r>
       <w:r>
         <w:rPr>
@@ -5558,54 +5860,15 @@
           <w:sz w:val="22"/>
           <w:szCs w:val="24"/>
         </w:rPr>
-        <w:fldChar w:fldCharType="end"/>
-      </w:r>
-      <w:bookmarkEnd w:id="19"/>
-      <w:r>
-        <w:rPr>
-          <w:b/>
+        <w:t>take-home message,</w:t>
+      </w:r>
+      <w:r>
+        <w:rPr>
           <w:color w:val="auto"/>
           <w:sz w:val="22"/>
           <w:szCs w:val="24"/>
-          <w:lang w:val="en-GB"/>
-        </w:rPr>
-        <w:t xml:space="preserve">. </w:t>
-      </w:r>
-      <w:r>
-        <w:rPr>
-          <w:b/>
-          <w:color w:val="auto"/>
-          <w:sz w:val="22"/>
-          <w:szCs w:val="24"/>
-        </w:rPr>
-        <w:t xml:space="preserve">Another </w:t>
-      </w:r>
-      <w:r>
-        <w:rPr>
-          <w:b/>
-          <w:color w:val="auto"/>
-          <w:sz w:val="22"/>
-          <w:szCs w:val="24"/>
-          <w:lang w:val="en-GB"/>
-        </w:rPr>
-        <w:t>factor of interest, manipulated in Experiment 2, influences speech perception</w:t>
-      </w:r>
-      <w:r>
-        <w:rPr>
-          <w:b/>
-          <w:color w:val="auto"/>
-          <w:sz w:val="22"/>
-          <w:szCs w:val="24"/>
-        </w:rPr>
-        <w:t>.</w:t>
-      </w:r>
-      <w:r>
-        <w:rPr>
-          <w:color w:val="auto"/>
-          <w:sz w:val="22"/>
-          <w:szCs w:val="24"/>
-        </w:rPr>
-        <w:t xml:space="preserve"> Include all details about the figure and its implications in a long caption</w:t>
+        </w:rPr>
+        <w:t xml:space="preserve"> in a long caption</w:t>
       </w:r>
       <w:r>
         <w:rPr>
@@ -6093,7 +6356,6 @@
           <w:sz w:val="24"/>
           <w:szCs w:val="22"/>
         </w:rPr>
-        <w:lastRenderedPageBreak/>
         <w:t>G</w:t>
       </w:r>
       <w:r>
@@ -6338,6 +6600,7 @@
           <w:sz w:val="24"/>
           <w:szCs w:val="22"/>
         </w:rPr>
+        <w:lastRenderedPageBreak/>
         <w:t>DISCLOSURE OF AI USE</w:t>
       </w:r>
     </w:p>
@@ -6678,7 +6941,6 @@
           <w:sz w:val="24"/>
           <w:szCs w:val="22"/>
         </w:rPr>
-        <w:lastRenderedPageBreak/>
         <w:t xml:space="preserve">for </w:t>
       </w:r>
       <w:r>
@@ -7147,7 +7409,7 @@
       </w:r>
     </w:p>
   </w:comment>
-  <w:comment w:id="12" w:author="Hans Rutger Bosker" w:date="2022-07-25T12:43:00Z" w:initials="HRB">
+  <w:comment w:id="11" w:author="Hans Rutger Bosker" w:date="2022-07-25T12:43:00Z" w:initials="HRB">
     <w:p>
       <w:pPr>
         <w:pStyle w:val="CommentText"/>
@@ -7176,7 +7438,7 @@
   <w15:commentEx w15:paraId="75938264" w15:done="0"/>
   <w15:commentEx w15:paraId="35240981" w15:done="0"/>
   <w15:commentEx w15:paraId="7BE7A412" w15:done="0"/>
-  <w15:commentEx w15:paraId="13C70079" w15:done="0"/>
+  <w15:commentEx w15:paraId="2ABB600D" w15:done="0"/>
 </w15:commentsEx>
 </file>
 
@@ -7190,7 +7452,7 @@
   <w16cid:commentId w16cid:paraId="75938264" w16cid:durableId="2A841FF6"/>
   <w16cid:commentId w16cid:paraId="35240981" w16cid:durableId="2A841FF7"/>
   <w16cid:commentId w16cid:paraId="7BE7A412" w16cid:durableId="2A841FF8"/>
-  <w16cid:commentId w16cid:paraId="13C70079" w16cid:durableId="2A841FF9"/>
+  <w16cid:commentId w16cid:paraId="2ABB600D" w16cid:durableId="2A841FF9"/>
 </w16cid:commentsIds>
 </file>
 
@@ -12115,6 +12377,7 @@
   <w:style w:type="character" w:default="1" w:styleId="DefaultParagraphFont">
     <w:name w:val="Default Paragraph Font"/>
     <w:uiPriority w:val="1"/>
+    <w:semiHidden/>
     <w:unhideWhenUsed/>
   </w:style>
   <w:style w:type="table" w:default="1" w:styleId="TableNormal">
